--- a/docs/entregas/Relatorio_Interno_Validacao_Thanos.docx
+++ b/docs/entregas/Relatorio_Interno_Validacao_Thanos.docx
@@ -4,12 +4,12 @@
   <w:body>
     <w:p>
       <w:pPr>
-        <w:spacing w:before="1400"/>
+        <w:spacing w:before="900"/>
       </w:pPr>
     </w:p>
     <w:p>
       <w:pPr>
-        <w:spacing w:after="600"/>
+        <w:spacing w:after="300"/>
       </w:pPr>
       <w:r>
         <w:rPr>
@@ -17,10 +17,26 @@
           <w:b/>
           <w:bCs/>
           <w:color w:val="2F6DB5"/>
-          <w:sz w:val="26"/>
-          <w:szCs w:val="26"/>
+          <w:sz w:val="30"/>
+          <w:szCs w:val="30"/>
         </w:rPr>
         <w:t xml:space="preserve">N1 IT | Grupo Stefanini</w:t>
+      </w:r>
+    </w:p>
+    <w:p>
+      <w:pPr>
+        <w:spacing w:after="500"/>
+      </w:pPr>
+      <w:r>
+        <w:rPr>
+          <w:rFonts w:ascii="Arial" w:cs="Arial" w:eastAsia="Arial" w:hAnsi="Arial"/>
+          <w:b w:val="false"/>
+          <w:bCs w:val="false"/>
+          <w:color w:val="666666"/>
+          <w:sz w:val="18"/>
+          <w:szCs w:val="18"/>
+        </w:rPr>
+        <w:t xml:space="preserve">Grupo Stefanini · Documento corporativo</w:t>
       </w:r>
     </w:p>
     <w:p>
@@ -33,7 +49,7 @@
     </w:p>
     <w:p>
       <w:pPr>
-        <w:spacing w:after="200"/>
+        <w:spacing w:after="240"/>
       </w:pPr>
       <w:r>
         <w:rPr>
@@ -41,15 +57,15 @@
           <w:b/>
           <w:bCs/>
           <w:color w:val="0B2A4A"/>
-          <w:sz w:val="52"/>
-          <w:szCs w:val="52"/>
+          <w:sz w:val="56"/>
+          <w:szCs w:val="56"/>
         </w:rPr>
         <w:t xml:space="preserve">Relatório interno de validação</w:t>
       </w:r>
     </w:p>
     <w:p>
       <w:pPr>
-        <w:spacing w:after="700"/>
+        <w:spacing w:after="900"/>
       </w:pPr>
       <w:r>
         <w:rPr>
@@ -1328,10 +1344,13 @@
       <w:pPr>
         <w:sectPr>
           <w:headerReference w:type="default" r:id="rId7"/>
-          <w:footerReference w:type="default" r:id="rId8"/>
+          <w:headerReference w:type="first" r:id="rId8"/>
+          <w:footerReference w:type="default" r:id="rId9"/>
+          <w:footerReference w:type="first" r:id="rId10"/>
           <w:pgSz w:w="11906" w:h="16838" w:orient="portrait"/>
           <w:pgMar w:top="1300" w:right="1134" w:bottom="1134" w:left="1134" w:header="708" w:footer="708" w:gutter="0"/>
           <w:pgNumType/>
+          <w:titlePg/>
           <w:docGrid w:linePitch="360"/>
         </w:sectPr>
       </w:pPr>
@@ -1451,8 +1470,8 @@
                 <w:b/>
                 <w:bCs/>
                 <w:color w:val="FFFFFF"/>
-                <w:sz w:val="16"/>
-                <w:szCs w:val="16"/>
+                <w:sz w:val="17"/>
+                <w:szCs w:val="17"/>
               </w:rPr>
               <w:t xml:space="preserve">ID</w:t>
             </w:r>
@@ -1485,8 +1504,8 @@
                 <w:b/>
                 <w:bCs/>
                 <w:color w:val="FFFFFF"/>
-                <w:sz w:val="16"/>
-                <w:szCs w:val="16"/>
+                <w:sz w:val="17"/>
+                <w:szCs w:val="17"/>
               </w:rPr>
               <w:t xml:space="preserve">Tipo</w:t>
             </w:r>
@@ -1519,8 +1538,8 @@
                 <w:b/>
                 <w:bCs/>
                 <w:color w:val="FFFFFF"/>
-                <w:sz w:val="16"/>
-                <w:szCs w:val="16"/>
+                <w:sz w:val="17"/>
+                <w:szCs w:val="17"/>
               </w:rPr>
               <w:t xml:space="preserve">Pág.</w:t>
             </w:r>
@@ -1553,8 +1572,8 @@
                 <w:b/>
                 <w:bCs/>
                 <w:color w:val="FFFFFF"/>
-                <w:sz w:val="16"/>
-                <w:szCs w:val="16"/>
+                <w:sz w:val="17"/>
+                <w:szCs w:val="17"/>
               </w:rPr>
               <w:t xml:space="preserve">Trecho citado</w:t>
             </w:r>
@@ -1587,8 +1606,8 @@
                 <w:b/>
                 <w:bCs/>
                 <w:color w:val="FFFFFF"/>
-                <w:sz w:val="16"/>
-                <w:szCs w:val="16"/>
+                <w:sz w:val="17"/>
+                <w:szCs w:val="17"/>
               </w:rPr>
               <w:t xml:space="preserve">Problema</w:t>
             </w:r>
@@ -1621,8 +1640,8 @@
                 <w:b/>
                 <w:bCs/>
                 <w:color w:val="FFFFFF"/>
-                <w:sz w:val="16"/>
-                <w:szCs w:val="16"/>
+                <w:sz w:val="17"/>
+                <w:szCs w:val="17"/>
               </w:rPr>
               <w:t xml:space="preserve">Ação sugerida</w:t>
             </w:r>
@@ -1655,8 +1674,8 @@
                 <w:b/>
                 <w:bCs/>
                 <w:color w:val="FFFFFF"/>
-                <w:sz w:val="16"/>
-                <w:szCs w:val="16"/>
+                <w:sz w:val="17"/>
+                <w:szCs w:val="17"/>
               </w:rPr>
               <w:t xml:space="preserve">Sev.</w:t>
             </w:r>
@@ -1692,8 +1711,8 @@
                 <w:rFonts w:ascii="Arial" w:cs="Arial" w:eastAsia="Arial" w:hAnsi="Arial"/>
                 <w:b w:val="false"/>
                 <w:bCs w:val="false"/>
-                <w:sz w:val="15"/>
-                <w:szCs w:val="15"/>
+                <w:sz w:val="16"/>
+                <w:szCs w:val="16"/>
               </w:rPr>
               <w:t xml:space="preserve">I-01</w:t>
             </w:r>
@@ -1724,8 +1743,8 @@
                 <w:rFonts w:ascii="Arial" w:cs="Arial" w:eastAsia="Arial" w:hAnsi="Arial"/>
                 <w:b w:val="false"/>
                 <w:bCs w:val="false"/>
-                <w:sz w:val="15"/>
-                <w:szCs w:val="15"/>
+                <w:sz w:val="16"/>
+                <w:szCs w:val="16"/>
               </w:rPr>
               <w:t xml:space="preserve">Inconsistência</w:t>
             </w:r>
@@ -1756,8 +1775,8 @@
                 <w:rFonts w:ascii="Arial" w:cs="Arial" w:eastAsia="Arial" w:hAnsi="Arial"/>
                 <w:b w:val="false"/>
                 <w:bCs w:val="false"/>
-                <w:sz w:val="15"/>
-                <w:szCs w:val="15"/>
+                <w:sz w:val="16"/>
+                <w:szCs w:val="16"/>
               </w:rPr>
               <w:t xml:space="preserve">1, 4, 6</w:t>
             </w:r>
@@ -1788,8 +1807,8 @@
                 <w:rFonts w:ascii="Arial" w:cs="Arial" w:eastAsia="Arial" w:hAnsi="Arial"/>
                 <w:b w:val="false"/>
                 <w:bCs w:val="false"/>
-                <w:sz w:val="15"/>
-                <w:szCs w:val="15"/>
+                <w:sz w:val="16"/>
+                <w:szCs w:val="16"/>
               </w:rPr>
               <w:t xml:space="preserve">“SIGMES, hospedado na plataforma Thanos” (pág. 1); raia “Sistema Signes/Thanos” (pág. 6); “índices de banco” (pág. 4); “robô” (pág. 7)</w:t>
             </w:r>
@@ -1820,8 +1839,8 @@
                 <w:rFonts w:ascii="Arial" w:cs="Arial" w:eastAsia="Arial" w:hAnsi="Arial"/>
                 <w:b w:val="false"/>
                 <w:bCs w:val="false"/>
-                <w:sz w:val="15"/>
-                <w:szCs w:val="15"/>
+                <w:sz w:val="16"/>
+                <w:szCs w:val="16"/>
               </w:rPr>
               <w:t xml:space="preserve">O PDF nunca cita o Power Automate. Os termos Thanos, SIGMES e “Signes” aparecem como se fossem a mesma coisa. Descreve um sistema com banco de dados, logs e módulos, não só um fluxo.</w:t>
             </w:r>
@@ -1852,8 +1871,8 @@
                 <w:rFonts w:ascii="Arial" w:cs="Arial" w:eastAsia="Arial" w:hAnsi="Arial"/>
                 <w:b w:val="false"/>
                 <w:bCs w:val="false"/>
-                <w:sz w:val="15"/>
-                <w:szCs w:val="15"/>
+                <w:sz w:val="16"/>
+                <w:szCs w:val="16"/>
               </w:rPr>
               <w:t xml:space="preserve">Confirmar o que existe hoje: plataforma, banco, onde roda o robô de e-mail, quem o mantém. Padronizar o nome.</w:t>
             </w:r>
@@ -1885,8 +1904,8 @@
                 <w:rFonts w:ascii="Arial" w:cs="Arial" w:eastAsia="Arial" w:hAnsi="Arial"/>
                 <w:b w:val="false"/>
                 <w:bCs w:val="false"/>
-                <w:sz w:val="15"/>
-                <w:szCs w:val="15"/>
+                <w:sz w:val="16"/>
+                <w:szCs w:val="16"/>
               </w:rPr>
               <w:t xml:space="preserve">A</w:t>
             </w:r>
@@ -1923,8 +1942,8 @@
                 <w:rFonts w:ascii="Arial" w:cs="Arial" w:eastAsia="Arial" w:hAnsi="Arial"/>
                 <w:b w:val="false"/>
                 <w:bCs w:val="false"/>
-                <w:sz w:val="15"/>
-                <w:szCs w:val="15"/>
+                <w:sz w:val="16"/>
+                <w:szCs w:val="16"/>
               </w:rPr>
               <w:t xml:space="preserve">I-02</w:t>
             </w:r>
@@ -1956,8 +1975,8 @@
                 <w:rFonts w:ascii="Arial" w:cs="Arial" w:eastAsia="Arial" w:hAnsi="Arial"/>
                 <w:b w:val="false"/>
                 <w:bCs w:val="false"/>
-                <w:sz w:val="15"/>
-                <w:szCs w:val="15"/>
+                <w:sz w:val="16"/>
+                <w:szCs w:val="16"/>
               </w:rPr>
               <w:t xml:space="preserve">Inconsistência</w:t>
             </w:r>
@@ -1989,8 +2008,8 @@
                 <w:rFonts w:ascii="Arial" w:cs="Arial" w:eastAsia="Arial" w:hAnsi="Arial"/>
                 <w:b w:val="false"/>
                 <w:bCs w:val="false"/>
-                <w:sz w:val="15"/>
-                <w:szCs w:val="15"/>
+                <w:sz w:val="16"/>
+                <w:szCs w:val="16"/>
               </w:rPr>
               <w:t xml:space="preserve">5, 6</w:t>
             </w:r>
@@ -2022,8 +2041,8 @@
                 <w:rFonts w:ascii="Arial" w:cs="Arial" w:eastAsia="Arial" w:hAnsi="Arial"/>
                 <w:b w:val="false"/>
                 <w:bCs w:val="false"/>
-                <w:sz w:val="15"/>
-                <w:szCs w:val="15"/>
+                <w:sz w:val="16"/>
+                <w:szCs w:val="16"/>
               </w:rPr>
               <w:t xml:space="preserve">Etapa 13: “Responsável interno… encerrar a ocorrência” (pág. 5); RN-13 (pág. 7). Figura: fornecedor “Atualizar/finalizar ocorrência” (pág. 6)</w:t>
             </w:r>
@@ -2055,8 +2074,8 @@
                 <w:rFonts w:ascii="Arial" w:cs="Arial" w:eastAsia="Arial" w:hAnsi="Arial"/>
                 <w:b w:val="false"/>
                 <w:bCs w:val="false"/>
-                <w:sz w:val="15"/>
-                <w:szCs w:val="15"/>
+                <w:sz w:val="16"/>
+                <w:szCs w:val="16"/>
               </w:rPr>
               <w:t xml:space="preserve">Texto e figura discordam sobre quem finaliza. O papel do fornecedor diz só “recebimento por e-mail” (pág. 2).</w:t>
             </w:r>
@@ -2088,8 +2107,8 @@
                 <w:rFonts w:ascii="Arial" w:cs="Arial" w:eastAsia="Arial" w:hAnsi="Arial"/>
                 <w:b w:val="false"/>
                 <w:bCs w:val="false"/>
-                <w:sz w:val="15"/>
-                <w:szCs w:val="15"/>
+                <w:sz w:val="16"/>
+                <w:szCs w:val="16"/>
               </w:rPr>
               <w:t xml:space="preserve">Definir se o fornecedor acessa o sistema. Assumimos que não (V5).</w:t>
             </w:r>
@@ -2121,8 +2140,8 @@
                 <w:rFonts w:ascii="Arial" w:cs="Arial" w:eastAsia="Arial" w:hAnsi="Arial"/>
                 <w:b w:val="false"/>
                 <w:bCs w:val="false"/>
-                <w:sz w:val="15"/>
-                <w:szCs w:val="15"/>
+                <w:sz w:val="16"/>
+                <w:szCs w:val="16"/>
               </w:rPr>
               <w:t xml:space="preserve">A</w:t>
             </w:r>
@@ -2158,8 +2177,8 @@
                 <w:rFonts w:ascii="Arial" w:cs="Arial" w:eastAsia="Arial" w:hAnsi="Arial"/>
                 <w:b w:val="false"/>
                 <w:bCs w:val="false"/>
-                <w:sz w:val="15"/>
-                <w:szCs w:val="15"/>
+                <w:sz w:val="16"/>
+                <w:szCs w:val="16"/>
               </w:rPr>
               <w:t xml:space="preserve">I-03</w:t>
             </w:r>
@@ -2190,8 +2209,8 @@
                 <w:rFonts w:ascii="Arial" w:cs="Arial" w:eastAsia="Arial" w:hAnsi="Arial"/>
                 <w:b w:val="false"/>
                 <w:bCs w:val="false"/>
-                <w:sz w:val="15"/>
-                <w:szCs w:val="15"/>
+                <w:sz w:val="16"/>
+                <w:szCs w:val="16"/>
               </w:rPr>
               <w:t xml:space="preserve">Inconsistência</w:t>
             </w:r>
@@ -2222,8 +2241,8 @@
                 <w:rFonts w:ascii="Arial" w:cs="Arial" w:eastAsia="Arial" w:hAnsi="Arial"/>
                 <w:b w:val="false"/>
                 <w:bCs w:val="false"/>
-                <w:sz w:val="15"/>
-                <w:szCs w:val="15"/>
+                <w:sz w:val="16"/>
+                <w:szCs w:val="16"/>
               </w:rPr>
               <w:t xml:space="preserve">6</w:t>
             </w:r>
@@ -2254,8 +2273,8 @@
                 <w:rFonts w:ascii="Arial" w:cs="Arial" w:eastAsia="Arial" w:hAnsi="Arial"/>
                 <w:b w:val="false"/>
                 <w:bCs w:val="false"/>
-                <w:sz w:val="15"/>
-                <w:szCs w:val="15"/>
+                <w:sz w:val="16"/>
+                <w:szCs w:val="16"/>
               </w:rPr>
               <w:t xml:space="preserve">Figura: seta tracejada de “Notificar via e-mail” (fornecedor) para “Extrair relatório mensal” (Gestão de Serviços)</w:t>
             </w:r>
@@ -2286,8 +2305,8 @@
                 <w:rFonts w:ascii="Arial" w:cs="Arial" w:eastAsia="Arial" w:hAnsi="Arial"/>
                 <w:b w:val="false"/>
                 <w:bCs w:val="false"/>
-                <w:sz w:val="15"/>
-                <w:szCs w:val="15"/>
+                <w:sz w:val="16"/>
+                <w:szCs w:val="16"/>
               </w:rPr>
               <w:t xml:space="preserve">A figura liga a resposta do fornecedor ao início da extração mensal. No texto (etapa 14, pág. 5) a extração é mensal e feita pela Gestão. Falta um evento de início por tempo.</w:t>
             </w:r>
@@ -2318,8 +2337,8 @@
                 <w:rFonts w:ascii="Arial" w:cs="Arial" w:eastAsia="Arial" w:hAnsi="Arial"/>
                 <w:b w:val="false"/>
                 <w:bCs w:val="false"/>
-                <w:sz w:val="15"/>
-                <w:szCs w:val="15"/>
+                <w:sz w:val="16"/>
+                <w:szCs w:val="16"/>
               </w:rPr>
               <w:t xml:space="preserve">Corrigir no To Be: início mensal por data de corte (passo 19).</w:t>
             </w:r>
@@ -2351,8 +2370,8 @@
                 <w:rFonts w:ascii="Arial" w:cs="Arial" w:eastAsia="Arial" w:hAnsi="Arial"/>
                 <w:b w:val="false"/>
                 <w:bCs w:val="false"/>
-                <w:sz w:val="15"/>
-                <w:szCs w:val="15"/>
+                <w:sz w:val="16"/>
+                <w:szCs w:val="16"/>
               </w:rPr>
               <w:t xml:space="preserve">M</w:t>
             </w:r>
@@ -2389,8 +2408,8 @@
                 <w:rFonts w:ascii="Arial" w:cs="Arial" w:eastAsia="Arial" w:hAnsi="Arial"/>
                 <w:b w:val="false"/>
                 <w:bCs w:val="false"/>
-                <w:sz w:val="15"/>
-                <w:szCs w:val="15"/>
+                <w:sz w:val="16"/>
+                <w:szCs w:val="16"/>
               </w:rPr>
               <w:t xml:space="preserve">I-04</w:t>
             </w:r>
@@ -2422,8 +2441,8 @@
                 <w:rFonts w:ascii="Arial" w:cs="Arial" w:eastAsia="Arial" w:hAnsi="Arial"/>
                 <w:b w:val="false"/>
                 <w:bCs w:val="false"/>
-                <w:sz w:val="15"/>
-                <w:szCs w:val="15"/>
+                <w:sz w:val="16"/>
+                <w:szCs w:val="16"/>
               </w:rPr>
               <w:t xml:space="preserve">Inconsistência</w:t>
             </w:r>
@@ -2455,8 +2474,8 @@
                 <w:rFonts w:ascii="Arial" w:cs="Arial" w:eastAsia="Arial" w:hAnsi="Arial"/>
                 <w:b w:val="false"/>
                 <w:bCs w:val="false"/>
-                <w:sz w:val="15"/>
-                <w:szCs w:val="15"/>
+                <w:sz w:val="16"/>
+                <w:szCs w:val="16"/>
               </w:rPr>
               <w:t xml:space="preserve">5, 6</w:t>
             </w:r>
@@ -2488,8 +2507,8 @@
                 <w:rFonts w:ascii="Arial" w:cs="Arial" w:eastAsia="Arial" w:hAnsi="Arial"/>
                 <w:b w:val="false"/>
                 <w:bCs w:val="false"/>
-                <w:sz w:val="15"/>
-                <w:szCs w:val="15"/>
+                <w:sz w:val="16"/>
+                <w:szCs w:val="16"/>
               </w:rPr>
               <w:t xml:space="preserve">Etapas 5 e 8 (pág. 5) x raias da figura (pág. 6)</w:t>
             </w:r>
@@ -2521,8 +2540,8 @@
                 <w:rFonts w:ascii="Arial" w:cs="Arial" w:eastAsia="Arial" w:hAnsi="Arial"/>
                 <w:b w:val="false"/>
                 <w:bCs w:val="false"/>
-                <w:sz w:val="15"/>
-                <w:szCs w:val="15"/>
+                <w:sz w:val="16"/>
+                <w:szCs w:val="16"/>
               </w:rPr>
               <w:t xml:space="preserve">Na figura, “Classificar SLA e preencher observação” e “Notificar fornecedor por e-mail” (manual) estão na raia do Sistema. O texto os atribui ao Usuário.</w:t>
             </w:r>
@@ -2554,8 +2573,8 @@
                 <w:rFonts w:ascii="Arial" w:cs="Arial" w:eastAsia="Arial" w:hAnsi="Arial"/>
                 <w:b w:val="false"/>
                 <w:bCs w:val="false"/>
-                <w:sz w:val="15"/>
-                <w:szCs w:val="15"/>
+                <w:sz w:val="16"/>
+                <w:szCs w:val="16"/>
               </w:rPr>
               <w:t xml:space="preserve">Padronizar raias no To Be.</w:t>
             </w:r>
@@ -2587,8 +2606,8 @@
                 <w:rFonts w:ascii="Arial" w:cs="Arial" w:eastAsia="Arial" w:hAnsi="Arial"/>
                 <w:b w:val="false"/>
                 <w:bCs w:val="false"/>
-                <w:sz w:val="15"/>
-                <w:szCs w:val="15"/>
+                <w:sz w:val="16"/>
+                <w:szCs w:val="16"/>
               </w:rPr>
               <w:t xml:space="preserve">M</w:t>
             </w:r>
@@ -2624,8 +2643,8 @@
                 <w:rFonts w:ascii="Arial" w:cs="Arial" w:eastAsia="Arial" w:hAnsi="Arial"/>
                 <w:b w:val="false"/>
                 <w:bCs w:val="false"/>
-                <w:sz w:val="15"/>
-                <w:szCs w:val="15"/>
+                <w:sz w:val="16"/>
+                <w:szCs w:val="16"/>
               </w:rPr>
               <w:t xml:space="preserve">I-05</w:t>
             </w:r>
@@ -2656,8 +2675,8 @@
                 <w:rFonts w:ascii="Arial" w:cs="Arial" w:eastAsia="Arial" w:hAnsi="Arial"/>
                 <w:b w:val="false"/>
                 <w:bCs w:val="false"/>
-                <w:sz w:val="15"/>
-                <w:szCs w:val="15"/>
+                <w:sz w:val="16"/>
+                <w:szCs w:val="16"/>
               </w:rPr>
               <w:t xml:space="preserve">Inconsistência</w:t>
             </w:r>
@@ -2688,8 +2707,8 @@
                 <w:rFonts w:ascii="Arial" w:cs="Arial" w:eastAsia="Arial" w:hAnsi="Arial"/>
                 <w:b w:val="false"/>
                 <w:bCs w:val="false"/>
-                <w:sz w:val="15"/>
-                <w:szCs w:val="15"/>
+                <w:sz w:val="16"/>
+                <w:szCs w:val="16"/>
               </w:rPr>
               <w:t xml:space="preserve">5, 6, 8, 9</w:t>
             </w:r>
@@ -2720,8 +2739,8 @@
                 <w:rFonts w:ascii="Arial" w:cs="Arial" w:eastAsia="Arial" w:hAnsi="Arial"/>
                 <w:b w:val="false"/>
                 <w:bCs w:val="false"/>
-                <w:sz w:val="15"/>
-                <w:szCs w:val="15"/>
+                <w:sz w:val="16"/>
+                <w:szCs w:val="16"/>
               </w:rPr>
               <w:t xml:space="preserve">Etapa 16–17 (pág. 5): inclui “ajuste operacional”; RN-18 (pág. 8); PV-19 cita “perda de postos” (pág. 10). Figura: 4 saídas, sem “ajuste operacional” e com “Escalonamento/Rescisão” juntos</w:t>
             </w:r>
@@ -2752,8 +2771,8 @@
                 <w:rFonts w:ascii="Arial" w:cs="Arial" w:eastAsia="Arial" w:hAnsi="Arial"/>
                 <w:b w:val="false"/>
                 <w:bCs w:val="false"/>
-                <w:sz w:val="15"/>
-                <w:szCs w:val="15"/>
+                <w:sz w:val="16"/>
+                <w:szCs w:val="16"/>
               </w:rPr>
               <w:t xml:space="preserve">O gateway “O resultado exige ação?” não existe na figura. Há um gateway sem rótulo (“Ação com Fornecedor”). Os conjuntos de ações dos três trechos não coincidem.</w:t>
             </w:r>
@@ -2784,8 +2803,8 @@
                 <w:rFonts w:ascii="Arial" w:cs="Arial" w:eastAsia="Arial" w:hAnsi="Arial"/>
                 <w:b w:val="false"/>
                 <w:bCs w:val="false"/>
-                <w:sz w:val="15"/>
-                <w:szCs w:val="15"/>
+                <w:sz w:val="16"/>
+                <w:szCs w:val="16"/>
               </w:rPr>
               <w:t xml:space="preserve">Fechar a lista de ações com o Itaú (V20).</w:t>
             </w:r>
@@ -2817,8 +2836,8 @@
                 <w:rFonts w:ascii="Arial" w:cs="Arial" w:eastAsia="Arial" w:hAnsi="Arial"/>
                 <w:b w:val="false"/>
                 <w:bCs w:val="false"/>
-                <w:sz w:val="15"/>
-                <w:szCs w:val="15"/>
+                <w:sz w:val="16"/>
+                <w:szCs w:val="16"/>
               </w:rPr>
               <w:t xml:space="preserve">M</w:t>
             </w:r>
@@ -2855,8 +2874,8 @@
                 <w:rFonts w:ascii="Arial" w:cs="Arial" w:eastAsia="Arial" w:hAnsi="Arial"/>
                 <w:b w:val="false"/>
                 <w:bCs w:val="false"/>
-                <w:sz w:val="15"/>
-                <w:szCs w:val="15"/>
+                <w:sz w:val="16"/>
+                <w:szCs w:val="16"/>
               </w:rPr>
               <w:t xml:space="preserve">I-06</w:t>
             </w:r>
@@ -2888,8 +2907,8 @@
                 <w:rFonts w:ascii="Arial" w:cs="Arial" w:eastAsia="Arial" w:hAnsi="Arial"/>
                 <w:b w:val="false"/>
                 <w:bCs w:val="false"/>
-                <w:sz w:val="15"/>
-                <w:szCs w:val="15"/>
+                <w:sz w:val="16"/>
+                <w:szCs w:val="16"/>
               </w:rPr>
               <w:t xml:space="preserve">Lacuna</w:t>
             </w:r>
@@ -2921,8 +2940,8 @@
                 <w:rFonts w:ascii="Arial" w:cs="Arial" w:eastAsia="Arial" w:hAnsi="Arial"/>
                 <w:b w:val="false"/>
                 <w:bCs w:val="false"/>
-                <w:sz w:val="15"/>
-                <w:szCs w:val="15"/>
+                <w:sz w:val="16"/>
+                <w:szCs w:val="16"/>
               </w:rPr>
               <w:t xml:space="preserve">4, 6</w:t>
             </w:r>
@@ -2954,8 +2973,8 @@
                 <w:rFonts w:ascii="Arial" w:cs="Arial" w:eastAsia="Arial" w:hAnsi="Arial"/>
                 <w:b w:val="false"/>
                 <w:bCs w:val="false"/>
-                <w:sz w:val="15"/>
-                <w:szCs w:val="15"/>
+                <w:sz w:val="16"/>
+                <w:szCs w:val="16"/>
               </w:rPr>
               <w:t xml:space="preserve">Seção 4.1, fluxo de acesso (pág. 4)</w:t>
             </w:r>
@@ -2987,8 +3006,8 @@
                 <w:rFonts w:ascii="Arial" w:cs="Arial" w:eastAsia="Arial" w:hAnsi="Arial"/>
                 <w:b w:val="false"/>
                 <w:bCs w:val="false"/>
-                <w:sz w:val="15"/>
-                <w:szCs w:val="15"/>
+                <w:sz w:val="16"/>
+                <w:szCs w:val="16"/>
               </w:rPr>
               <w:t xml:space="preserve">O fluxo de acesso está no texto, mas não na figura. Aparece o “ponto focal”, que não está nos papéis (pág. 2). Quando recusado, não há aviso ao solicitante. Revisão e revogação de acesso não existem (PV-10).</w:t>
             </w:r>
@@ -3020,8 +3039,8 @@
                 <w:rFonts w:ascii="Arial" w:cs="Arial" w:eastAsia="Arial" w:hAnsi="Arial"/>
                 <w:b w:val="false"/>
                 <w:bCs w:val="false"/>
-                <w:sz w:val="15"/>
-                <w:szCs w:val="15"/>
+                <w:sz w:val="16"/>
+                <w:szCs w:val="16"/>
               </w:rPr>
               <w:t xml:space="preserve">Incluir fase de acesso no To Be (passos 1–3).</w:t>
             </w:r>
@@ -3053,8 +3072,8 @@
                 <w:rFonts w:ascii="Arial" w:cs="Arial" w:eastAsia="Arial" w:hAnsi="Arial"/>
                 <w:b w:val="false"/>
                 <w:bCs w:val="false"/>
-                <w:sz w:val="15"/>
-                <w:szCs w:val="15"/>
+                <w:sz w:val="16"/>
+                <w:szCs w:val="16"/>
               </w:rPr>
               <w:t xml:space="preserve">M</w:t>
             </w:r>
@@ -3090,8 +3109,8 @@
                 <w:rFonts w:ascii="Arial" w:cs="Arial" w:eastAsia="Arial" w:hAnsi="Arial"/>
                 <w:b w:val="false"/>
                 <w:bCs w:val="false"/>
-                <w:sz w:val="15"/>
-                <w:szCs w:val="15"/>
+                <w:sz w:val="16"/>
+                <w:szCs w:val="16"/>
               </w:rPr>
               <w:t xml:space="preserve">I-07</w:t>
             </w:r>
@@ -3122,8 +3141,8 @@
                 <w:rFonts w:ascii="Arial" w:cs="Arial" w:eastAsia="Arial" w:hAnsi="Arial"/>
                 <w:b w:val="false"/>
                 <w:bCs w:val="false"/>
-                <w:sz w:val="15"/>
-                <w:szCs w:val="15"/>
+                <w:sz w:val="16"/>
+                <w:szCs w:val="16"/>
               </w:rPr>
               <w:t xml:space="preserve">Inconsistência</w:t>
             </w:r>
@@ -3154,8 +3173,8 @@
                 <w:rFonts w:ascii="Arial" w:cs="Arial" w:eastAsia="Arial" w:hAnsi="Arial"/>
                 <w:b w:val="false"/>
                 <w:bCs w:val="false"/>
-                <w:sz w:val="15"/>
-                <w:szCs w:val="15"/>
+                <w:sz w:val="16"/>
+                <w:szCs w:val="16"/>
               </w:rPr>
               <w:t xml:space="preserve">4–5, 8</w:t>
             </w:r>
@@ -3186,8 +3205,8 @@
                 <w:rFonts w:ascii="Arial" w:cs="Arial" w:eastAsia="Arial" w:hAnsi="Arial"/>
                 <w:b w:val="false"/>
                 <w:bCs w:val="false"/>
-                <w:sz w:val="15"/>
-                <w:szCs w:val="15"/>
+                <w:sz w:val="16"/>
+                <w:szCs w:val="16"/>
               </w:rPr>
               <w:t xml:space="preserve">Etapa 3–4 (pág. 4); RN-20 “itens inativos deixam de aparecer” (pág. 8)</w:t>
             </w:r>
@@ -3218,8 +3237,8 @@
                 <w:rFonts w:ascii="Arial" w:cs="Arial" w:eastAsia="Arial" w:hAnsi="Arial"/>
                 <w:b w:val="false"/>
                 <w:bCs w:val="false"/>
-                <w:sz w:val="15"/>
-                <w:szCs w:val="15"/>
+                <w:sz w:val="16"/>
+                <w:szCs w:val="16"/>
               </w:rPr>
               <w:t xml:space="preserve">Se itens inativos não aparecem na lista, a pessoa não “seleciona” o item para depois descobrir que está inativo. A lógica da decisão (etapa 4) não bate com RN-20.</w:t>
             </w:r>
@@ -3250,8 +3269,8 @@
                 <w:rFonts w:ascii="Arial" w:cs="Arial" w:eastAsia="Arial" w:hAnsi="Arial"/>
                 <w:b w:val="false"/>
                 <w:bCs w:val="false"/>
-                <w:sz w:val="15"/>
-                <w:szCs w:val="15"/>
+                <w:sz w:val="16"/>
+                <w:szCs w:val="16"/>
               </w:rPr>
               <w:t xml:space="preserve">No To Be, o sistema só lista itens ativos e oferece “pedir cadastro” (passos 6–7).</w:t>
             </w:r>
@@ -3283,8 +3302,8 @@
                 <w:rFonts w:ascii="Arial" w:cs="Arial" w:eastAsia="Arial" w:hAnsi="Arial"/>
                 <w:b w:val="false"/>
                 <w:bCs w:val="false"/>
-                <w:sz w:val="15"/>
-                <w:szCs w:val="15"/>
+                <w:sz w:val="16"/>
+                <w:szCs w:val="16"/>
               </w:rPr>
               <w:t xml:space="preserve">B</w:t>
             </w:r>
@@ -3321,8 +3340,8 @@
                 <w:rFonts w:ascii="Arial" w:cs="Arial" w:eastAsia="Arial" w:hAnsi="Arial"/>
                 <w:b w:val="false"/>
                 <w:bCs w:val="false"/>
-                <w:sz w:val="15"/>
-                <w:szCs w:val="15"/>
+                <w:sz w:val="16"/>
+                <w:szCs w:val="16"/>
               </w:rPr>
               <w:t xml:space="preserve">I-08</w:t>
             </w:r>
@@ -3354,8 +3373,8 @@
                 <w:rFonts w:ascii="Arial" w:cs="Arial" w:eastAsia="Arial" w:hAnsi="Arial"/>
                 <w:b w:val="false"/>
                 <w:bCs w:val="false"/>
-                <w:sz w:val="15"/>
-                <w:szCs w:val="15"/>
+                <w:sz w:val="16"/>
+                <w:szCs w:val="16"/>
               </w:rPr>
               <w:t xml:space="preserve">Ambiguidade</w:t>
             </w:r>
@@ -3387,8 +3406,8 @@
                 <w:rFonts w:ascii="Arial" w:cs="Arial" w:eastAsia="Arial" w:hAnsi="Arial"/>
                 <w:b w:val="false"/>
                 <w:bCs w:val="false"/>
-                <w:sz w:val="15"/>
-                <w:szCs w:val="15"/>
+                <w:sz w:val="16"/>
+                <w:szCs w:val="16"/>
               </w:rPr>
               <w:t xml:space="preserve">7</w:t>
             </w:r>
@@ -3420,8 +3439,8 @@
                 <w:rFonts w:ascii="Arial" w:cs="Arial" w:eastAsia="Arial" w:hAnsi="Arial"/>
                 <w:b w:val="false"/>
                 <w:bCs w:val="false"/>
-                <w:sz w:val="15"/>
-                <w:szCs w:val="15"/>
+                <w:sz w:val="16"/>
+                <w:szCs w:val="16"/>
               </w:rPr>
               <w:t xml:space="preserve">RN-05: “Evita que um fornecedor classifique diretamente ocorrência contra outro fornecedor” (pág. 7)</w:t>
             </w:r>
@@ -3453,8 +3472,8 @@
                 <w:rFonts w:ascii="Arial" w:cs="Arial" w:eastAsia="Arial" w:hAnsi="Arial"/>
                 <w:b w:val="false"/>
                 <w:bCs w:val="false"/>
-                <w:sz w:val="15"/>
-                <w:szCs w:val="15"/>
+                <w:sz w:val="16"/>
+                <w:szCs w:val="16"/>
               </w:rPr>
               <w:t xml:space="preserve">A frase supõe que fornecedores registram ocorrências. Os papéis dizem que fornecedor só recebe e trata (pág. 2).</w:t>
             </w:r>
@@ -3486,8 +3505,8 @@
                 <w:rFonts w:ascii="Arial" w:cs="Arial" w:eastAsia="Arial" w:hAnsi="Arial"/>
                 <w:b w:val="false"/>
                 <w:bCs w:val="false"/>
-                <w:sz w:val="15"/>
-                <w:szCs w:val="15"/>
+                <w:sz w:val="16"/>
+                <w:szCs w:val="16"/>
               </w:rPr>
               <w:t xml:space="preserve">Confirmar se algum fornecedor acessa o sistema (V5).</w:t>
             </w:r>
@@ -3519,8 +3538,8 @@
                 <w:rFonts w:ascii="Arial" w:cs="Arial" w:eastAsia="Arial" w:hAnsi="Arial"/>
                 <w:b w:val="false"/>
                 <w:bCs w:val="false"/>
-                <w:sz w:val="15"/>
-                <w:szCs w:val="15"/>
+                <w:sz w:val="16"/>
+                <w:szCs w:val="16"/>
               </w:rPr>
               <w:t xml:space="preserve">M</w:t>
             </w:r>
@@ -3556,8 +3575,8 @@
                 <w:rFonts w:ascii="Arial" w:cs="Arial" w:eastAsia="Arial" w:hAnsi="Arial"/>
                 <w:b w:val="false"/>
                 <w:bCs w:val="false"/>
-                <w:sz w:val="15"/>
-                <w:szCs w:val="15"/>
+                <w:sz w:val="16"/>
+                <w:szCs w:val="16"/>
               </w:rPr>
               <w:t xml:space="preserve">I-09</w:t>
             </w:r>
@@ -3588,8 +3607,8 @@
                 <w:rFonts w:ascii="Arial" w:cs="Arial" w:eastAsia="Arial" w:hAnsi="Arial"/>
                 <w:b w:val="false"/>
                 <w:bCs w:val="false"/>
-                <w:sz w:val="15"/>
-                <w:szCs w:val="15"/>
+                <w:sz w:val="16"/>
+                <w:szCs w:val="16"/>
               </w:rPr>
               <w:t xml:space="preserve">Lacuna</w:t>
             </w:r>
@@ -3620,8 +3639,8 @@
                 <w:rFonts w:ascii="Arial" w:cs="Arial" w:eastAsia="Arial" w:hAnsi="Arial"/>
                 <w:b w:val="false"/>
                 <w:bCs w:val="false"/>
-                <w:sz w:val="15"/>
-                <w:szCs w:val="15"/>
+                <w:sz w:val="16"/>
+                <w:szCs w:val="16"/>
               </w:rPr>
               <w:t xml:space="preserve">5, 7</w:t>
             </w:r>
@@ -3652,8 +3671,8 @@
                 <w:rFonts w:ascii="Arial" w:cs="Arial" w:eastAsia="Arial" w:hAnsi="Arial"/>
                 <w:b w:val="false"/>
                 <w:bCs w:val="false"/>
-                <w:sz w:val="15"/>
-                <w:szCs w:val="15"/>
+                <w:sz w:val="16"/>
+                <w:szCs w:val="16"/>
               </w:rPr>
               <w:t xml:space="preserve">Etapa 5: “classificação de SLA, status do plano de ação” (pág. 5); RN-06 (pág. 7)</w:t>
             </w:r>
@@ -3684,8 +3703,8 @@
                 <w:rFonts w:ascii="Arial" w:cs="Arial" w:eastAsia="Arial" w:hAnsi="Arial"/>
                 <w:b w:val="false"/>
                 <w:bCs w:val="false"/>
-                <w:sz w:val="15"/>
-                <w:szCs w:val="15"/>
+                <w:sz w:val="16"/>
+                <w:szCs w:val="16"/>
               </w:rPr>
               <w:t xml:space="preserve">Os valores de classificação (leve, moderada, grave, gravíssima) e de “status do plano de ação” dependem de um “de-para” que não está no documento.</w:t>
             </w:r>
@@ -3716,8 +3735,8 @@
                 <w:rFonts w:ascii="Arial" w:cs="Arial" w:eastAsia="Arial" w:hAnsi="Arial"/>
                 <w:b w:val="false"/>
                 <w:bCs w:val="false"/>
-                <w:sz w:val="15"/>
-                <w:szCs w:val="15"/>
+                <w:sz w:val="16"/>
+                <w:szCs w:val="16"/>
               </w:rPr>
               <w:t xml:space="preserve">Obter a matriz completa (V9; PV-09).</w:t>
             </w:r>
@@ -3749,8 +3768,8 @@
                 <w:rFonts w:ascii="Arial" w:cs="Arial" w:eastAsia="Arial" w:hAnsi="Arial"/>
                 <w:b w:val="false"/>
                 <w:bCs w:val="false"/>
-                <w:sz w:val="15"/>
-                <w:szCs w:val="15"/>
+                <w:sz w:val="16"/>
+                <w:szCs w:val="16"/>
               </w:rPr>
               <w:t xml:space="preserve">A</w:t>
             </w:r>
@@ -3787,8 +3806,8 @@
                 <w:rFonts w:ascii="Arial" w:cs="Arial" w:eastAsia="Arial" w:hAnsi="Arial"/>
                 <w:b w:val="false"/>
                 <w:bCs w:val="false"/>
-                <w:sz w:val="15"/>
-                <w:szCs w:val="15"/>
+                <w:sz w:val="16"/>
+                <w:szCs w:val="16"/>
               </w:rPr>
               <w:t xml:space="preserve">I-10</w:t>
             </w:r>
@@ -3820,8 +3839,8 @@
                 <w:rFonts w:ascii="Arial" w:cs="Arial" w:eastAsia="Arial" w:hAnsi="Arial"/>
                 <w:b w:val="false"/>
                 <w:bCs w:val="false"/>
-                <w:sz w:val="15"/>
-                <w:szCs w:val="15"/>
+                <w:sz w:val="16"/>
+                <w:szCs w:val="16"/>
               </w:rPr>
               <w:t xml:space="preserve">Lacuna</w:t>
             </w:r>
@@ -3853,8 +3872,8 @@
                 <w:rFonts w:ascii="Arial" w:cs="Arial" w:eastAsia="Arial" w:hAnsi="Arial"/>
                 <w:b w:val="false"/>
                 <w:bCs w:val="false"/>
-                <w:sz w:val="15"/>
-                <w:szCs w:val="15"/>
+                <w:sz w:val="16"/>
+                <w:szCs w:val="16"/>
               </w:rPr>
               <w:t xml:space="preserve">7, 8</w:t>
             </w:r>
@@ -3886,8 +3905,8 @@
                 <w:rFonts w:ascii="Arial" w:cs="Arial" w:eastAsia="Arial" w:hAnsi="Arial"/>
                 <w:b w:val="false"/>
                 <w:bCs w:val="false"/>
-                <w:sz w:val="15"/>
-                <w:szCs w:val="15"/>
+                <w:sz w:val="16"/>
+                <w:szCs w:val="16"/>
               </w:rPr>
               <w:t xml:space="preserve">RN-13, RN-15, RN-16 (pág. 7); PV-03 (pág. 8)</w:t>
             </w:r>
@@ -3919,8 +3938,8 @@
                 <w:rFonts w:ascii="Arial" w:cs="Arial" w:eastAsia="Arial" w:hAnsi="Arial"/>
                 <w:b w:val="false"/>
                 <w:bCs w:val="false"/>
-                <w:sz w:val="15"/>
-                <w:szCs w:val="15"/>
+                <w:sz w:val="16"/>
+                <w:szCs w:val="16"/>
               </w:rPr>
               <w:t xml:space="preserve">“Status final”, “finalizada” e “aberta indevidamente” são usados sem lista de status. Não se sabe se “indevida” é um tipo de “finalizada”.</w:t>
             </w:r>
@@ -3952,8 +3971,8 @@
                 <w:rFonts w:ascii="Arial" w:cs="Arial" w:eastAsia="Arial" w:hAnsi="Arial"/>
                 <w:b w:val="false"/>
                 <w:bCs w:val="false"/>
-                <w:sz w:val="15"/>
-                <w:szCs w:val="15"/>
+                <w:sz w:val="16"/>
+                <w:szCs w:val="16"/>
               </w:rPr>
               <w:t xml:space="preserve">Obter a lista e o efeito de cada status (V3).</w:t>
             </w:r>
@@ -3985,8 +4004,8 @@
                 <w:rFonts w:ascii="Arial" w:cs="Arial" w:eastAsia="Arial" w:hAnsi="Arial"/>
                 <w:b w:val="false"/>
                 <w:bCs w:val="false"/>
-                <w:sz w:val="15"/>
-                <w:szCs w:val="15"/>
+                <w:sz w:val="16"/>
+                <w:szCs w:val="16"/>
               </w:rPr>
               <w:t xml:space="preserve">A</w:t>
             </w:r>
@@ -4022,8 +4041,8 @@
                 <w:rFonts w:ascii="Arial" w:cs="Arial" w:eastAsia="Arial" w:hAnsi="Arial"/>
                 <w:b w:val="false"/>
                 <w:bCs w:val="false"/>
-                <w:sz w:val="15"/>
-                <w:szCs w:val="15"/>
+                <w:sz w:val="16"/>
+                <w:szCs w:val="16"/>
               </w:rPr>
               <w:t xml:space="preserve">I-11</w:t>
             </w:r>
@@ -4054,8 +4073,8 @@
                 <w:rFonts w:ascii="Arial" w:cs="Arial" w:eastAsia="Arial" w:hAnsi="Arial"/>
                 <w:b w:val="false"/>
                 <w:bCs w:val="false"/>
-                <w:sz w:val="15"/>
-                <w:szCs w:val="15"/>
+                <w:sz w:val="16"/>
+                <w:szCs w:val="16"/>
               </w:rPr>
               <w:t xml:space="preserve">Inconsistência</w:t>
             </w:r>
@@ -4086,8 +4105,8 @@
                 <w:rFonts w:ascii="Arial" w:cs="Arial" w:eastAsia="Arial" w:hAnsi="Arial"/>
                 <w:b w:val="false"/>
                 <w:bCs w:val="false"/>
-                <w:sz w:val="15"/>
-                <w:szCs w:val="15"/>
+                <w:sz w:val="16"/>
+                <w:szCs w:val="16"/>
               </w:rPr>
               <w:t xml:space="preserve">3, 4, 7</w:t>
             </w:r>
@@ -4118,8 +4137,8 @@
                 <w:rFonts w:ascii="Arial" w:cs="Arial" w:eastAsia="Arial" w:hAnsi="Arial"/>
                 <w:b w:val="false"/>
                 <w:bCs w:val="false"/>
-                <w:sz w:val="15"/>
-                <w:szCs w:val="15"/>
+                <w:sz w:val="16"/>
+                <w:szCs w:val="16"/>
               </w:rPr>
               <w:t xml:space="preserve">Oportunidade “Gestão de pendências”: “Independente das pendencias resolvidas ou não, ter as pontuações validas com o histórico” (pág. 3). RN-15: só finalizadas entram (pág. 7)</w:t>
             </w:r>
@@ -4150,8 +4169,8 @@
                 <w:rFonts w:ascii="Arial" w:cs="Arial" w:eastAsia="Arial" w:hAnsi="Arial"/>
                 <w:b w:val="false"/>
                 <w:bCs w:val="false"/>
-                <w:sz w:val="15"/>
-                <w:szCs w:val="15"/>
+                <w:sz w:val="16"/>
+                <w:szCs w:val="16"/>
               </w:rPr>
               <w:t xml:space="preserve">A frase da pág. 3 parece fora de contexto, contém erro de digitação e contradiz RN-15 se for lida ao pé da letra (pontuar mesmo aberta).</w:t>
             </w:r>
@@ -4182,8 +4201,8 @@
                 <w:rFonts w:ascii="Arial" w:cs="Arial" w:eastAsia="Arial" w:hAnsi="Arial"/>
                 <w:b w:val="false"/>
                 <w:bCs w:val="false"/>
-                <w:sz w:val="15"/>
-                <w:szCs w:val="15"/>
+                <w:sz w:val="16"/>
+                <w:szCs w:val="16"/>
               </w:rPr>
               <w:t xml:space="preserve">Confirmar a intenção. Assumimos RN-15 e lista de abertas no fechamento (V18).</w:t>
             </w:r>
@@ -4215,8 +4234,8 @@
                 <w:rFonts w:ascii="Arial" w:cs="Arial" w:eastAsia="Arial" w:hAnsi="Arial"/>
                 <w:b w:val="false"/>
                 <w:bCs w:val="false"/>
-                <w:sz w:val="15"/>
-                <w:szCs w:val="15"/>
+                <w:sz w:val="16"/>
+                <w:szCs w:val="16"/>
               </w:rPr>
               <w:t xml:space="preserve">A</w:t>
             </w:r>
@@ -4253,8 +4272,8 @@
                 <w:rFonts w:ascii="Arial" w:cs="Arial" w:eastAsia="Arial" w:hAnsi="Arial"/>
                 <w:b w:val="false"/>
                 <w:bCs w:val="false"/>
-                <w:sz w:val="15"/>
-                <w:szCs w:val="15"/>
+                <w:sz w:val="16"/>
+                <w:szCs w:val="16"/>
               </w:rPr>
               <w:t xml:space="preserve">I-12</w:t>
             </w:r>
@@ -4286,8 +4305,8 @@
                 <w:rFonts w:ascii="Arial" w:cs="Arial" w:eastAsia="Arial" w:hAnsi="Arial"/>
                 <w:b w:val="false"/>
                 <w:bCs w:val="false"/>
-                <w:sz w:val="15"/>
-                <w:szCs w:val="15"/>
+                <w:sz w:val="16"/>
+                <w:szCs w:val="16"/>
               </w:rPr>
               <w:t xml:space="preserve">Ambiguidade</w:t>
             </w:r>
@@ -4319,8 +4338,8 @@
                 <w:rFonts w:ascii="Arial" w:cs="Arial" w:eastAsia="Arial" w:hAnsi="Arial"/>
                 <w:b w:val="false"/>
                 <w:bCs w:val="false"/>
-                <w:sz w:val="15"/>
-                <w:szCs w:val="15"/>
+                <w:sz w:val="16"/>
+                <w:szCs w:val="16"/>
               </w:rPr>
               <w:t xml:space="preserve">7</w:t>
             </w:r>
@@ -4352,8 +4371,8 @@
                 <w:rFonts w:ascii="Arial" w:cs="Arial" w:eastAsia="Arial" w:hAnsi="Arial"/>
                 <w:b w:val="false"/>
                 <w:bCs w:val="false"/>
-                <w:sz w:val="15"/>
-                <w:szCs w:val="15"/>
+                <w:sz w:val="16"/>
+                <w:szCs w:val="16"/>
               </w:rPr>
               <w:t xml:space="preserve">RN-11 e RN-16 (pág. 7); PV-08 (pág. 9)</w:t>
             </w:r>
@@ -4385,8 +4404,8 @@
                 <w:rFonts w:ascii="Arial" w:cs="Arial" w:eastAsia="Arial" w:hAnsi="Arial"/>
                 <w:b w:val="false"/>
                 <w:bCs w:val="false"/>
-                <w:sz w:val="15"/>
-                <w:szCs w:val="15"/>
+                <w:sz w:val="16"/>
+                <w:szCs w:val="16"/>
               </w:rPr>
               <w:t xml:space="preserve">“Solicitar desconsideração quando aplicável”: a quem, como e em que prazo? Não se diz se a ocorrência “indevida” entra na medição.</w:t>
             </w:r>
@@ -4418,8 +4437,8 @@
                 <w:rFonts w:ascii="Arial" w:cs="Arial" w:eastAsia="Arial" w:hAnsi="Arial"/>
                 <w:b w:val="false"/>
                 <w:bCs w:val="false"/>
-                <w:sz w:val="15"/>
-                <w:szCs w:val="15"/>
+                <w:sz w:val="16"/>
+                <w:szCs w:val="16"/>
               </w:rPr>
               <w:t xml:space="preserve">Definir o procedimento (V8).</w:t>
             </w:r>
@@ -4451,8 +4470,8 @@
                 <w:rFonts w:ascii="Arial" w:cs="Arial" w:eastAsia="Arial" w:hAnsi="Arial"/>
                 <w:b w:val="false"/>
                 <w:bCs w:val="false"/>
-                <w:sz w:val="15"/>
-                <w:szCs w:val="15"/>
+                <w:sz w:val="16"/>
+                <w:szCs w:val="16"/>
               </w:rPr>
               <w:t xml:space="preserve">M</w:t>
             </w:r>
@@ -4488,8 +4507,8 @@
                 <w:rFonts w:ascii="Arial" w:cs="Arial" w:eastAsia="Arial" w:hAnsi="Arial"/>
                 <w:b w:val="false"/>
                 <w:bCs w:val="false"/>
-                <w:sz w:val="15"/>
-                <w:szCs w:val="15"/>
+                <w:sz w:val="16"/>
+                <w:szCs w:val="16"/>
               </w:rPr>
               <w:t xml:space="preserve">I-13</w:t>
             </w:r>
@@ -4520,8 +4539,8 @@
                 <w:rFonts w:ascii="Arial" w:cs="Arial" w:eastAsia="Arial" w:hAnsi="Arial"/>
                 <w:b w:val="false"/>
                 <w:bCs w:val="false"/>
-                <w:sz w:val="15"/>
-                <w:szCs w:val="15"/>
+                <w:sz w:val="16"/>
+                <w:szCs w:val="16"/>
               </w:rPr>
               <w:t xml:space="preserve">Lacuna</w:t>
             </w:r>
@@ -4552,8 +4571,8 @@
                 <w:rFonts w:ascii="Arial" w:cs="Arial" w:eastAsia="Arial" w:hAnsi="Arial"/>
                 <w:b w:val="false"/>
                 <w:bCs w:val="false"/>
-                <w:sz w:val="15"/>
-                <w:szCs w:val="15"/>
+                <w:sz w:val="16"/>
+                <w:szCs w:val="16"/>
               </w:rPr>
               <w:t xml:space="preserve">5, 7, 9</w:t>
             </w:r>
@@ -4584,8 +4603,8 @@
                 <w:rFonts w:ascii="Arial" w:cs="Arial" w:eastAsia="Arial" w:hAnsi="Arial"/>
                 <w:b w:val="false"/>
                 <w:bCs w:val="false"/>
-                <w:sz w:val="15"/>
-                <w:szCs w:val="15"/>
+                <w:sz w:val="16"/>
+                <w:szCs w:val="16"/>
               </w:rPr>
               <w:t xml:space="preserve">Etapa 14 “Mensalmente” (pág. 5); RN-15 (pág. 7); PV-16 (pág. 9)</w:t>
             </w:r>
@@ -4616,8 +4635,8 @@
                 <w:rFonts w:ascii="Arial" w:cs="Arial" w:eastAsia="Arial" w:hAnsi="Arial"/>
                 <w:b w:val="false"/>
                 <w:bCs w:val="false"/>
-                <w:sz w:val="15"/>
-                <w:szCs w:val="15"/>
+                <w:sz w:val="16"/>
+                <w:szCs w:val="16"/>
               </w:rPr>
               <w:t xml:space="preserve">Sem data de corte, regra de competência, reabertura ou tratamento de ocorrência encerrada após o corte. Fato em um mês e encerramento em outro: qual mês pontua?</w:t>
             </w:r>
@@ -4648,8 +4667,8 @@
                 <w:rFonts w:ascii="Arial" w:cs="Arial" w:eastAsia="Arial" w:hAnsi="Arial"/>
                 <w:b w:val="false"/>
                 <w:bCs w:val="false"/>
-                <w:sz w:val="15"/>
-                <w:szCs w:val="15"/>
+                <w:sz w:val="16"/>
+                <w:szCs w:val="16"/>
               </w:rPr>
               <w:t xml:space="preserve">Definir com o Itaú (V16).</w:t>
             </w:r>
@@ -4681,8 +4700,8 @@
                 <w:rFonts w:ascii="Arial" w:cs="Arial" w:eastAsia="Arial" w:hAnsi="Arial"/>
                 <w:b w:val="false"/>
                 <w:bCs w:val="false"/>
-                <w:sz w:val="15"/>
-                <w:szCs w:val="15"/>
+                <w:sz w:val="16"/>
+                <w:szCs w:val="16"/>
               </w:rPr>
               <w:t xml:space="preserve">A</w:t>
             </w:r>
@@ -4719,8 +4738,8 @@
                 <w:rFonts w:ascii="Arial" w:cs="Arial" w:eastAsia="Arial" w:hAnsi="Arial"/>
                 <w:b w:val="false"/>
                 <w:bCs w:val="false"/>
-                <w:sz w:val="15"/>
-                <w:szCs w:val="15"/>
+                <w:sz w:val="16"/>
+                <w:szCs w:val="16"/>
               </w:rPr>
               <w:t xml:space="preserve">I-14</w:t>
             </w:r>
@@ -4752,8 +4771,8 @@
                 <w:rFonts w:ascii="Arial" w:cs="Arial" w:eastAsia="Arial" w:hAnsi="Arial"/>
                 <w:b w:val="false"/>
                 <w:bCs w:val="false"/>
-                <w:sz w:val="15"/>
-                <w:szCs w:val="15"/>
+                <w:sz w:val="16"/>
+                <w:szCs w:val="16"/>
               </w:rPr>
               <w:t xml:space="preserve">Lacuna</w:t>
             </w:r>
@@ -4785,8 +4804,8 @@
                 <w:rFonts w:ascii="Arial" w:cs="Arial" w:eastAsia="Arial" w:hAnsi="Arial"/>
                 <w:b w:val="false"/>
                 <w:bCs w:val="false"/>
-                <w:sz w:val="15"/>
-                <w:szCs w:val="15"/>
+                <w:sz w:val="16"/>
+                <w:szCs w:val="16"/>
               </w:rPr>
               <w:t xml:space="preserve">8, 9</w:t>
             </w:r>
@@ -4818,8 +4837,8 @@
                 <w:rFonts w:ascii="Arial" w:cs="Arial" w:eastAsia="Arial" w:hAnsi="Arial"/>
                 <w:b w:val="false"/>
                 <w:bCs w:val="false"/>
-                <w:sz w:val="15"/>
-                <w:szCs w:val="15"/>
+                <w:sz w:val="16"/>
+                <w:szCs w:val="16"/>
               </w:rPr>
               <w:t xml:space="preserve">RN-17, RN-18 (pág. 8); PV-17 (pág. 9)</w:t>
             </w:r>
@@ -4851,8 +4870,8 @@
                 <w:rFonts w:ascii="Arial" w:cs="Arial" w:eastAsia="Arial" w:hAnsi="Arial"/>
                 <w:b w:val="false"/>
                 <w:bCs w:val="false"/>
-                <w:sz w:val="15"/>
-                <w:szCs w:val="15"/>
+                <w:sz w:val="16"/>
+                <w:szCs w:val="16"/>
               </w:rPr>
               <w:t xml:space="preserve">Não há tabela de pontuação, pesos, faixas, vigência nem exemplo de cálculo. A ação de gestão depende de “faixas contratuais vigentes”.</w:t>
             </w:r>
@@ -4884,8 +4903,8 @@
                 <w:rFonts w:ascii="Arial" w:cs="Arial" w:eastAsia="Arial" w:hAnsi="Arial"/>
                 <w:b w:val="false"/>
                 <w:bCs w:val="false"/>
-                <w:sz w:val="15"/>
-                <w:szCs w:val="15"/>
+                <w:sz w:val="16"/>
+                <w:szCs w:val="16"/>
               </w:rPr>
               <w:t xml:space="preserve">Obter a tabela por contrato (V17).</w:t>
             </w:r>
@@ -4917,8 +4936,8 @@
                 <w:rFonts w:ascii="Arial" w:cs="Arial" w:eastAsia="Arial" w:hAnsi="Arial"/>
                 <w:b w:val="false"/>
                 <w:bCs w:val="false"/>
-                <w:sz w:val="15"/>
-                <w:szCs w:val="15"/>
+                <w:sz w:val="16"/>
+                <w:szCs w:val="16"/>
               </w:rPr>
               <w:t xml:space="preserve">A</w:t>
             </w:r>
@@ -4954,8 +4973,8 @@
                 <w:rFonts w:ascii="Arial" w:cs="Arial" w:eastAsia="Arial" w:hAnsi="Arial"/>
                 <w:b w:val="false"/>
                 <w:bCs w:val="false"/>
-                <w:sz w:val="15"/>
-                <w:szCs w:val="15"/>
+                <w:sz w:val="16"/>
+                <w:szCs w:val="16"/>
               </w:rPr>
               <w:t xml:space="preserve">I-15</w:t>
             </w:r>
@@ -4986,8 +5005,8 @@
                 <w:rFonts w:ascii="Arial" w:cs="Arial" w:eastAsia="Arial" w:hAnsi="Arial"/>
                 <w:b w:val="false"/>
                 <w:bCs w:val="false"/>
-                <w:sz w:val="15"/>
-                <w:szCs w:val="15"/>
+                <w:sz w:val="16"/>
+                <w:szCs w:val="16"/>
               </w:rPr>
               <w:t xml:space="preserve">Lacuna</w:t>
             </w:r>
@@ -5018,8 +5037,8 @@
                 <w:rFonts w:ascii="Arial" w:cs="Arial" w:eastAsia="Arial" w:hAnsi="Arial"/>
                 <w:b w:val="false"/>
                 <w:bCs w:val="false"/>
-                <w:sz w:val="15"/>
-                <w:szCs w:val="15"/>
+                <w:sz w:val="16"/>
+                <w:szCs w:val="16"/>
               </w:rPr>
               <w:t xml:space="preserve">3–5</w:t>
             </w:r>
@@ -5050,8 +5069,8 @@
                 <w:rFonts w:ascii="Arial" w:cs="Arial" w:eastAsia="Arial" w:hAnsi="Arial"/>
                 <w:b w:val="false"/>
                 <w:bCs w:val="false"/>
-                <w:sz w:val="15"/>
-                <w:szCs w:val="15"/>
+                <w:sz w:val="16"/>
+                <w:szCs w:val="16"/>
               </w:rPr>
               <w:t xml:space="preserve">Dor 2 “vários minutos” (pág. 3); “Dor 1”; oportunidades de desempenho (pág. 4)</w:t>
             </w:r>
@@ -5082,8 +5101,8 @@
                 <w:rFonts w:ascii="Arial" w:cs="Arial" w:eastAsia="Arial" w:hAnsi="Arial"/>
                 <w:b w:val="false"/>
                 <w:bCs w:val="false"/>
-                <w:sz w:val="15"/>
-                <w:szCs w:val="15"/>
+                <w:sz w:val="16"/>
+                <w:szCs w:val="16"/>
               </w:rPr>
               <w:t xml:space="preserve">Não há números: ocorrências por mês, fornecedores, usuários, polos, itens, tamanho do histórico, tempo real das telas, taxa de falha de e-mail. Sem isso não dá para fixar metas de desempenho e capacidade.</w:t>
             </w:r>
@@ -5114,8 +5133,8 @@
                 <w:rFonts w:ascii="Arial" w:cs="Arial" w:eastAsia="Arial" w:hAnsi="Arial"/>
                 <w:b w:val="false"/>
                 <w:bCs w:val="false"/>
-                <w:sz w:val="15"/>
-                <w:szCs w:val="15"/>
+                <w:sz w:val="16"/>
+                <w:szCs w:val="16"/>
               </w:rPr>
               <w:t xml:space="preserve">Pedir os volumes ao Itaú e medir o Thanos.</w:t>
             </w:r>
@@ -5147,8 +5166,8 @@
                 <w:rFonts w:ascii="Arial" w:cs="Arial" w:eastAsia="Arial" w:hAnsi="Arial"/>
                 <w:b w:val="false"/>
                 <w:bCs w:val="false"/>
-                <w:sz w:val="15"/>
-                <w:szCs w:val="15"/>
+                <w:sz w:val="16"/>
+                <w:szCs w:val="16"/>
               </w:rPr>
               <w:t xml:space="preserve">A</w:t>
             </w:r>
@@ -5185,8 +5204,8 @@
                 <w:rFonts w:ascii="Arial" w:cs="Arial" w:eastAsia="Arial" w:hAnsi="Arial"/>
                 <w:b w:val="false"/>
                 <w:bCs w:val="false"/>
-                <w:sz w:val="15"/>
-                <w:szCs w:val="15"/>
+                <w:sz w:val="16"/>
+                <w:szCs w:val="16"/>
               </w:rPr>
               <w:t xml:space="preserve">I-16</w:t>
             </w:r>
@@ -5218,8 +5237,8 @@
                 <w:rFonts w:ascii="Arial" w:cs="Arial" w:eastAsia="Arial" w:hAnsi="Arial"/>
                 <w:b w:val="false"/>
                 <w:bCs w:val="false"/>
-                <w:sz w:val="15"/>
-                <w:szCs w:val="15"/>
+                <w:sz w:val="16"/>
+                <w:szCs w:val="16"/>
               </w:rPr>
               <w:t xml:space="preserve">Lacuna</w:t>
             </w:r>
@@ -5251,8 +5270,8 @@
                 <w:rFonts w:ascii="Arial" w:cs="Arial" w:eastAsia="Arial" w:hAnsi="Arial"/>
                 <w:b w:val="false"/>
                 <w:bCs w:val="false"/>
-                <w:sz w:val="15"/>
-                <w:szCs w:val="15"/>
+                <w:sz w:val="16"/>
+                <w:szCs w:val="16"/>
               </w:rPr>
               <w:t xml:space="preserve">4, 7, 9</w:t>
             </w:r>
@@ -5284,8 +5303,8 @@
                 <w:rFonts w:ascii="Arial" w:cs="Arial" w:eastAsia="Arial" w:hAnsi="Arial"/>
                 <w:b w:val="false"/>
                 <w:bCs w:val="false"/>
-                <w:sz w:val="15"/>
-                <w:szCs w:val="15"/>
+                <w:sz w:val="16"/>
+                <w:szCs w:val="16"/>
               </w:rPr>
               <w:t xml:space="preserve">“Base única e integrações” (pág. 4); RN-02, RN-03 (pág. 6); PV-13 (pág. 9)</w:t>
             </w:r>
@@ -5317,8 +5336,8 @@
                 <w:rFonts w:ascii="Arial" w:cs="Arial" w:eastAsia="Arial" w:hAnsi="Arial"/>
                 <w:b w:val="false"/>
                 <w:bCs w:val="false"/>
-                <w:sz w:val="15"/>
-                <w:szCs w:val="15"/>
+                <w:sz w:val="16"/>
+                <w:szCs w:val="16"/>
               </w:rPr>
               <w:t xml:space="preserve">Não há inventário de sistemas: e-mail (qual serviço), login, fonte do RGI, cadastro de fornecedores, Teams, relatórios.</w:t>
             </w:r>
@@ -5350,8 +5369,8 @@
                 <w:rFonts w:ascii="Arial" w:cs="Arial" w:eastAsia="Arial" w:hAnsi="Arial"/>
                 <w:b w:val="false"/>
                 <w:bCs w:val="false"/>
-                <w:sz w:val="15"/>
-                <w:szCs w:val="15"/>
+                <w:sz w:val="16"/>
+                <w:szCs w:val="16"/>
               </w:rPr>
               <w:t xml:space="preserve">Levantar com a arquitetura do Itaú (V13, V26).</w:t>
             </w:r>
@@ -5383,8 +5402,8 @@
                 <w:rFonts w:ascii="Arial" w:cs="Arial" w:eastAsia="Arial" w:hAnsi="Arial"/>
                 <w:b w:val="false"/>
                 <w:bCs w:val="false"/>
-                <w:sz w:val="15"/>
-                <w:szCs w:val="15"/>
+                <w:sz w:val="16"/>
+                <w:szCs w:val="16"/>
               </w:rPr>
               <w:t xml:space="preserve">A</w:t>
             </w:r>
@@ -5420,8 +5439,8 @@
                 <w:rFonts w:ascii="Arial" w:cs="Arial" w:eastAsia="Arial" w:hAnsi="Arial"/>
                 <w:b w:val="false"/>
                 <w:bCs w:val="false"/>
-                <w:sz w:val="15"/>
-                <w:szCs w:val="15"/>
+                <w:sz w:val="16"/>
+                <w:szCs w:val="16"/>
               </w:rPr>
               <w:t xml:space="preserve">I-17</w:t>
             </w:r>
@@ -5452,8 +5471,8 @@
                 <w:rFonts w:ascii="Arial" w:cs="Arial" w:eastAsia="Arial" w:hAnsi="Arial"/>
                 <w:b w:val="false"/>
                 <w:bCs w:val="false"/>
-                <w:sz w:val="15"/>
-                <w:szCs w:val="15"/>
+                <w:sz w:val="16"/>
+                <w:szCs w:val="16"/>
               </w:rPr>
               <w:t xml:space="preserve">Lacuna</w:t>
             </w:r>
@@ -5484,8 +5503,8 @@
                 <w:rFonts w:ascii="Arial" w:cs="Arial" w:eastAsia="Arial" w:hAnsi="Arial"/>
                 <w:b w:val="false"/>
                 <w:bCs w:val="false"/>
-                <w:sz w:val="15"/>
-                <w:szCs w:val="15"/>
+                <w:sz w:val="16"/>
+                <w:szCs w:val="16"/>
               </w:rPr>
               <w:t xml:space="preserve">6, 7</w:t>
             </w:r>
@@ -5516,8 +5535,8 @@
                 <w:rFonts w:ascii="Arial" w:cs="Arial" w:eastAsia="Arial" w:hAnsi="Arial"/>
                 <w:b w:val="false"/>
                 <w:bCs w:val="false"/>
-                <w:sz w:val="15"/>
-                <w:szCs w:val="15"/>
+                <w:sz w:val="16"/>
+                <w:szCs w:val="16"/>
               </w:rPr>
               <w:t xml:space="preserve">RN-02 “carga horária” (pág. 6); RN-03 (pág. 6)</w:t>
             </w:r>
@@ -5548,8 +5567,8 @@
                 <w:rFonts w:ascii="Arial" w:cs="Arial" w:eastAsia="Arial" w:hAnsi="Arial"/>
                 <w:b w:val="false"/>
                 <w:bCs w:val="false"/>
-                <w:sz w:val="15"/>
-                <w:szCs w:val="15"/>
+                <w:sz w:val="16"/>
+                <w:szCs w:val="16"/>
               </w:rPr>
               <w:t xml:space="preserve">A hierarquia polo, prédio, torre, andar, posto e local e o papel da “carga horária” não estão explicados.</w:t>
             </w:r>
@@ -5580,8 +5599,8 @@
                 <w:rFonts w:ascii="Arial" w:cs="Arial" w:eastAsia="Arial" w:hAnsi="Arial"/>
                 <w:b w:val="false"/>
                 <w:bCs w:val="false"/>
-                <w:sz w:val="15"/>
-                <w:szCs w:val="15"/>
+                <w:sz w:val="16"/>
+                <w:szCs w:val="16"/>
               </w:rPr>
               <w:t xml:space="preserve">Pedir modelo de dados e exemplos reais.</w:t>
             </w:r>
@@ -5613,8 +5632,8 @@
                 <w:rFonts w:ascii="Arial" w:cs="Arial" w:eastAsia="Arial" w:hAnsi="Arial"/>
                 <w:b w:val="false"/>
                 <w:bCs w:val="false"/>
-                <w:sz w:val="15"/>
-                <w:szCs w:val="15"/>
+                <w:sz w:val="16"/>
+                <w:szCs w:val="16"/>
               </w:rPr>
               <w:t xml:space="preserve">M</w:t>
             </w:r>
@@ -5651,8 +5670,8 @@
                 <w:rFonts w:ascii="Arial" w:cs="Arial" w:eastAsia="Arial" w:hAnsi="Arial"/>
                 <w:b w:val="false"/>
                 <w:bCs w:val="false"/>
-                <w:sz w:val="15"/>
-                <w:szCs w:val="15"/>
+                <w:sz w:val="16"/>
+                <w:szCs w:val="16"/>
               </w:rPr>
               <w:t xml:space="preserve">I-18</w:t>
             </w:r>
@@ -5684,8 +5703,8 @@
                 <w:rFonts w:ascii="Arial" w:cs="Arial" w:eastAsia="Arial" w:hAnsi="Arial"/>
                 <w:b w:val="false"/>
                 <w:bCs w:val="false"/>
-                <w:sz w:val="15"/>
-                <w:szCs w:val="15"/>
+                <w:sz w:val="16"/>
+                <w:szCs w:val="16"/>
               </w:rPr>
               <w:t xml:space="preserve">Lacuna</w:t>
             </w:r>
@@ -5717,8 +5736,8 @@
                 <w:rFonts w:ascii="Arial" w:cs="Arial" w:eastAsia="Arial" w:hAnsi="Arial"/>
                 <w:b w:val="false"/>
                 <w:bCs w:val="false"/>
-                <w:sz w:val="15"/>
-                <w:szCs w:val="15"/>
+                <w:sz w:val="16"/>
+                <w:szCs w:val="16"/>
               </w:rPr>
               <w:t xml:space="preserve">7</w:t>
             </w:r>
@@ -5750,8 +5769,8 @@
                 <w:rFonts w:ascii="Arial" w:cs="Arial" w:eastAsia="Arial" w:hAnsi="Arial"/>
                 <w:b w:val="false"/>
                 <w:bCs w:val="false"/>
-                <w:sz w:val="15"/>
-                <w:szCs w:val="15"/>
+                <w:sz w:val="16"/>
+                <w:szCs w:val="16"/>
               </w:rPr>
               <w:t xml:space="preserve">RN-09, RN-10 (pág. 7)</w:t>
             </w:r>
@@ -5783,8 +5802,8 @@
                 <w:rFonts w:ascii="Arial" w:cs="Arial" w:eastAsia="Arial" w:hAnsi="Arial"/>
                 <w:b w:val="false"/>
                 <w:bCs w:val="false"/>
-                <w:sz w:val="15"/>
-                <w:szCs w:val="15"/>
+                <w:sz w:val="16"/>
+                <w:szCs w:val="16"/>
               </w:rPr>
               <w:t xml:space="preserve">Não há modelo do e-mail, lista de campos da ocorrência, nem como se tratam anexos e evidências (que aparecem em RN-05 e na Dor 5).</w:t>
             </w:r>
@@ -5816,8 +5835,8 @@
                 <w:rFonts w:ascii="Arial" w:cs="Arial" w:eastAsia="Arial" w:hAnsi="Arial"/>
                 <w:b w:val="false"/>
                 <w:bCs w:val="false"/>
-                <w:sz w:val="15"/>
-                <w:szCs w:val="15"/>
+                <w:sz w:val="16"/>
+                <w:szCs w:val="16"/>
               </w:rPr>
               <w:t xml:space="preserve">Pedir o e-mail atual e o formulário de ocorrência.</w:t>
             </w:r>
@@ -5849,8 +5868,8 @@
                 <w:rFonts w:ascii="Arial" w:cs="Arial" w:eastAsia="Arial" w:hAnsi="Arial"/>
                 <w:b w:val="false"/>
                 <w:bCs w:val="false"/>
-                <w:sz w:val="15"/>
-                <w:szCs w:val="15"/>
+                <w:sz w:val="16"/>
+                <w:szCs w:val="16"/>
               </w:rPr>
               <w:t xml:space="preserve">M</w:t>
             </w:r>
@@ -5886,8 +5905,8 @@
                 <w:rFonts w:ascii="Arial" w:cs="Arial" w:eastAsia="Arial" w:hAnsi="Arial"/>
                 <w:b w:val="false"/>
                 <w:bCs w:val="false"/>
-                <w:sz w:val="15"/>
-                <w:szCs w:val="15"/>
+                <w:sz w:val="16"/>
+                <w:szCs w:val="16"/>
               </w:rPr>
               <w:t xml:space="preserve">I-19</w:t>
             </w:r>
@@ -5918,8 +5937,8 @@
                 <w:rFonts w:ascii="Arial" w:cs="Arial" w:eastAsia="Arial" w:hAnsi="Arial"/>
                 <w:b w:val="false"/>
                 <w:bCs w:val="false"/>
-                <w:sz w:val="15"/>
-                <w:szCs w:val="15"/>
+                <w:sz w:val="16"/>
+                <w:szCs w:val="16"/>
               </w:rPr>
               <w:t xml:space="preserve">Lacuna (compliance)</w:t>
             </w:r>
@@ -5950,8 +5969,8 @@
                 <w:rFonts w:ascii="Arial" w:cs="Arial" w:eastAsia="Arial" w:hAnsi="Arial"/>
                 <w:b w:val="false"/>
                 <w:bCs w:val="false"/>
-                <w:sz w:val="15"/>
-                <w:szCs w:val="15"/>
+                <w:sz w:val="16"/>
+                <w:szCs w:val="16"/>
               </w:rPr>
               <w:t xml:space="preserve">3, 10</w:t>
             </w:r>
@@ -5982,8 +6001,8 @@
                 <w:rFonts w:ascii="Arial" w:cs="Arial" w:eastAsia="Arial" w:hAnsi="Arial"/>
                 <w:b w:val="false"/>
                 <w:bCs w:val="false"/>
-                <w:sz w:val="15"/>
-                <w:szCs w:val="15"/>
+                <w:sz w:val="16"/>
+                <w:szCs w:val="16"/>
               </w:rPr>
               <w:t xml:space="preserve">Dor 8 “Dados pessoais e documentos ficam nas observações” (pág. 3); PV-12 (pág. 10)</w:t>
             </w:r>
@@ -6014,8 +6033,8 @@
                 <w:rFonts w:ascii="Arial" w:cs="Arial" w:eastAsia="Arial" w:hAnsi="Arial"/>
                 <w:b w:val="false"/>
                 <w:bCs w:val="false"/>
-                <w:sz w:val="15"/>
-                <w:szCs w:val="15"/>
+                <w:sz w:val="16"/>
+                <w:szCs w:val="16"/>
               </w:rPr>
               <w:t xml:space="preserve">Risco de LGPD. Não há regra sobre quais dados, quem vê e por quanto tempo.</w:t>
             </w:r>
@@ -6046,8 +6065,8 @@
                 <w:rFonts w:ascii="Arial" w:cs="Arial" w:eastAsia="Arial" w:hAnsi="Arial"/>
                 <w:b w:val="false"/>
                 <w:bCs w:val="false"/>
-                <w:sz w:val="15"/>
-                <w:szCs w:val="15"/>
+                <w:sz w:val="16"/>
+                <w:szCs w:val="16"/>
               </w:rPr>
               <w:t xml:space="preserve">Envolver Privacidade/Jurídico do Itaú (V12, V21).</w:t>
             </w:r>
@@ -6079,8 +6098,8 @@
                 <w:rFonts w:ascii="Arial" w:cs="Arial" w:eastAsia="Arial" w:hAnsi="Arial"/>
                 <w:b w:val="false"/>
                 <w:bCs w:val="false"/>
-                <w:sz w:val="15"/>
-                <w:szCs w:val="15"/>
+                <w:sz w:val="16"/>
+                <w:szCs w:val="16"/>
               </w:rPr>
               <w:t xml:space="preserve">A</w:t>
             </w:r>
@@ -6117,8 +6136,8 @@
                 <w:rFonts w:ascii="Arial" w:cs="Arial" w:eastAsia="Arial" w:hAnsi="Arial"/>
                 <w:b w:val="false"/>
                 <w:bCs w:val="false"/>
-                <w:sz w:val="15"/>
-                <w:szCs w:val="15"/>
+                <w:sz w:val="16"/>
+                <w:szCs w:val="16"/>
               </w:rPr>
               <w:t xml:space="preserve">I-20</w:t>
             </w:r>
@@ -6150,8 +6169,8 @@
                 <w:rFonts w:ascii="Arial" w:cs="Arial" w:eastAsia="Arial" w:hAnsi="Arial"/>
                 <w:b w:val="false"/>
                 <w:bCs w:val="false"/>
-                <w:sz w:val="15"/>
-                <w:szCs w:val="15"/>
+                <w:sz w:val="16"/>
+                <w:szCs w:val="16"/>
               </w:rPr>
               <w:t xml:space="preserve">Lacuna</w:t>
             </w:r>
@@ -6183,8 +6202,8 @@
                 <w:rFonts w:ascii="Arial" w:cs="Arial" w:eastAsia="Arial" w:hAnsi="Arial"/>
                 <w:b w:val="false"/>
                 <w:bCs w:val="false"/>
-                <w:sz w:val="15"/>
-                <w:szCs w:val="15"/>
+                <w:sz w:val="16"/>
+                <w:szCs w:val="16"/>
               </w:rPr>
               <w:t xml:space="preserve">6–8</w:t>
             </w:r>
@@ -6216,8 +6235,8 @@
                 <w:rFonts w:ascii="Arial" w:cs="Arial" w:eastAsia="Arial" w:hAnsi="Arial"/>
                 <w:b w:val="false"/>
                 <w:bCs w:val="false"/>
-                <w:sz w:val="15"/>
-                <w:szCs w:val="15"/>
+                <w:sz w:val="16"/>
+                <w:szCs w:val="16"/>
               </w:rPr>
               <w:t xml:space="preserve">Nenhum trecho</w:t>
             </w:r>
@@ -6249,8 +6268,8 @@
                 <w:rFonts w:ascii="Arial" w:cs="Arial" w:eastAsia="Arial" w:hAnsi="Arial"/>
                 <w:b w:val="false"/>
                 <w:bCs w:val="false"/>
-                <w:sz w:val="15"/>
-                <w:szCs w:val="15"/>
+                <w:sz w:val="16"/>
+                <w:szCs w:val="16"/>
               </w:rPr>
               <w:t xml:space="preserve">Não há fluxo para o fornecedor contestar uma ocorrência, nem para a ausência de resposta, e-mail inválido, ocorrência duplicada ou ausência do responsável.</w:t>
             </w:r>
@@ -6282,8 +6301,8 @@
                 <w:rFonts w:ascii="Arial" w:cs="Arial" w:eastAsia="Arial" w:hAnsi="Arial"/>
                 <w:b w:val="false"/>
                 <w:bCs w:val="false"/>
-                <w:sz w:val="15"/>
-                <w:szCs w:val="15"/>
+                <w:sz w:val="16"/>
+                <w:szCs w:val="16"/>
               </w:rPr>
               <w:t xml:space="preserve">Incluímos contestação no To Be (V31). Confirmar se o processo existe.</w:t>
             </w:r>
@@ -6315,8 +6334,8 @@
                 <w:rFonts w:ascii="Arial" w:cs="Arial" w:eastAsia="Arial" w:hAnsi="Arial"/>
                 <w:b w:val="false"/>
                 <w:bCs w:val="false"/>
-                <w:sz w:val="15"/>
-                <w:szCs w:val="15"/>
+                <w:sz w:val="16"/>
+                <w:szCs w:val="16"/>
               </w:rPr>
               <w:t xml:space="preserve">A</w:t>
             </w:r>
@@ -6352,8 +6371,8 @@
                 <w:rFonts w:ascii="Arial" w:cs="Arial" w:eastAsia="Arial" w:hAnsi="Arial"/>
                 <w:b w:val="false"/>
                 <w:bCs w:val="false"/>
-                <w:sz w:val="15"/>
-                <w:szCs w:val="15"/>
+                <w:sz w:val="16"/>
+                <w:szCs w:val="16"/>
               </w:rPr>
               <w:t xml:space="preserve">I-21</w:t>
             </w:r>
@@ -6384,8 +6403,8 @@
                 <w:rFonts w:ascii="Arial" w:cs="Arial" w:eastAsia="Arial" w:hAnsi="Arial"/>
                 <w:b w:val="false"/>
                 <w:bCs w:val="false"/>
-                <w:sz w:val="15"/>
-                <w:szCs w:val="15"/>
+                <w:sz w:val="16"/>
+                <w:szCs w:val="16"/>
               </w:rPr>
               <w:t xml:space="preserve">Ambiguidade</w:t>
             </w:r>
@@ -6416,8 +6435,8 @@
                 <w:rFonts w:ascii="Arial" w:cs="Arial" w:eastAsia="Arial" w:hAnsi="Arial"/>
                 <w:b w:val="false"/>
                 <w:bCs w:val="false"/>
-                <w:sz w:val="15"/>
-                <w:szCs w:val="15"/>
+                <w:sz w:val="16"/>
+                <w:szCs w:val="16"/>
               </w:rPr>
               <w:t xml:space="preserve">3</w:t>
             </w:r>
@@ -6448,8 +6467,8 @@
                 <w:rFonts w:ascii="Arial" w:cs="Arial" w:eastAsia="Arial" w:hAnsi="Arial"/>
                 <w:b w:val="false"/>
                 <w:bCs w:val="false"/>
-                <w:sz w:val="15"/>
-                <w:szCs w:val="15"/>
+                <w:sz w:val="16"/>
+                <w:szCs w:val="16"/>
               </w:rPr>
               <w:t xml:space="preserve">Dor 1: “pode não apresentar erro e ainda assim não entregar o e-mail” (pág. 3)</w:t>
             </w:r>
@@ -6480,8 +6499,8 @@
                 <w:rFonts w:ascii="Arial" w:cs="Arial" w:eastAsia="Arial" w:hAnsi="Arial"/>
                 <w:b w:val="false"/>
                 <w:bCs w:val="false"/>
-                <w:sz w:val="15"/>
-                <w:szCs w:val="15"/>
+                <w:sz w:val="16"/>
+                <w:szCs w:val="16"/>
               </w:rPr>
               <w:t xml:space="preserve">A causa da falha não foi investigada (robô, serviço de e-mail, antispam). Sem causa, o novo sistema pode repetir o problema.</w:t>
             </w:r>
@@ -6512,8 +6531,8 @@
                 <w:rFonts w:ascii="Arial" w:cs="Arial" w:eastAsia="Arial" w:hAnsi="Arial"/>
                 <w:b w:val="false"/>
                 <w:bCs w:val="false"/>
-                <w:sz w:val="15"/>
-                <w:szCs w:val="15"/>
+                <w:sz w:val="16"/>
+                <w:szCs w:val="16"/>
               </w:rPr>
               <w:t xml:space="preserve">Pedir logs e um caso real de falha.</w:t>
             </w:r>
@@ -6545,8 +6564,8 @@
                 <w:rFonts w:ascii="Arial" w:cs="Arial" w:eastAsia="Arial" w:hAnsi="Arial"/>
                 <w:b w:val="false"/>
                 <w:bCs w:val="false"/>
-                <w:sz w:val="15"/>
-                <w:szCs w:val="15"/>
+                <w:sz w:val="16"/>
+                <w:szCs w:val="16"/>
               </w:rPr>
               <w:t xml:space="preserve">A</w:t>
             </w:r>
@@ -6583,8 +6602,8 @@
                 <w:rFonts w:ascii="Arial" w:cs="Arial" w:eastAsia="Arial" w:hAnsi="Arial"/>
                 <w:b w:val="false"/>
                 <w:bCs w:val="false"/>
-                <w:sz w:val="15"/>
-                <w:szCs w:val="15"/>
+                <w:sz w:val="16"/>
+                <w:szCs w:val="16"/>
               </w:rPr>
               <w:t xml:space="preserve">I-22</w:t>
             </w:r>
@@ -6616,8 +6635,8 @@
                 <w:rFonts w:ascii="Arial" w:cs="Arial" w:eastAsia="Arial" w:hAnsi="Arial"/>
                 <w:b w:val="false"/>
                 <w:bCs w:val="false"/>
-                <w:sz w:val="15"/>
-                <w:szCs w:val="15"/>
+                <w:sz w:val="16"/>
+                <w:szCs w:val="16"/>
               </w:rPr>
               <w:t xml:space="preserve">Ambiguidade</w:t>
             </w:r>
@@ -6649,8 +6668,8 @@
                 <w:rFonts w:ascii="Arial" w:cs="Arial" w:eastAsia="Arial" w:hAnsi="Arial"/>
                 <w:b w:val="false"/>
                 <w:bCs w:val="false"/>
-                <w:sz w:val="15"/>
-                <w:szCs w:val="15"/>
+                <w:sz w:val="16"/>
+                <w:szCs w:val="16"/>
               </w:rPr>
               <w:t xml:space="preserve">3</w:t>
             </w:r>
@@ -6682,8 +6701,8 @@
                 <w:rFonts w:ascii="Arial" w:cs="Arial" w:eastAsia="Arial" w:hAnsi="Arial"/>
                 <w:b w:val="false"/>
                 <w:bCs w:val="false"/>
-                <w:sz w:val="15"/>
-                <w:szCs w:val="15"/>
+                <w:sz w:val="16"/>
+                <w:szCs w:val="16"/>
               </w:rPr>
               <w:t xml:space="preserve">Dor 4: “não há lembretes efetivos” (pág. 3)</w:t>
             </w:r>
@@ -6715,8 +6734,8 @@
                 <w:rFonts w:ascii="Arial" w:cs="Arial" w:eastAsia="Arial" w:hAnsi="Arial"/>
                 <w:b w:val="false"/>
                 <w:bCs w:val="false"/>
-                <w:sz w:val="15"/>
-                <w:szCs w:val="15"/>
+                <w:sz w:val="16"/>
+                <w:szCs w:val="16"/>
               </w:rPr>
               <w:t xml:space="preserve">Não se sabe se existem lembretes que não funcionam ou se não existem.</w:t>
             </w:r>
@@ -6748,8 +6767,8 @@
                 <w:rFonts w:ascii="Arial" w:cs="Arial" w:eastAsia="Arial" w:hAnsi="Arial"/>
                 <w:b w:val="false"/>
                 <w:bCs w:val="false"/>
-                <w:sz w:val="15"/>
-                <w:szCs w:val="15"/>
+                <w:sz w:val="16"/>
+                <w:szCs w:val="16"/>
               </w:rPr>
               <w:t xml:space="preserve">Confirmar o que existe hoje.</w:t>
             </w:r>
@@ -6781,8 +6800,8 @@
                 <w:rFonts w:ascii="Arial" w:cs="Arial" w:eastAsia="Arial" w:hAnsi="Arial"/>
                 <w:b w:val="false"/>
                 <w:bCs w:val="false"/>
-                <w:sz w:val="15"/>
-                <w:szCs w:val="15"/>
+                <w:sz w:val="16"/>
+                <w:szCs w:val="16"/>
               </w:rPr>
               <w:t xml:space="preserve">B</w:t>
             </w:r>
@@ -6818,8 +6837,8 @@
                 <w:rFonts w:ascii="Arial" w:cs="Arial" w:eastAsia="Arial" w:hAnsi="Arial"/>
                 <w:b w:val="false"/>
                 <w:bCs w:val="false"/>
-                <w:sz w:val="15"/>
-                <w:szCs w:val="15"/>
+                <w:sz w:val="16"/>
+                <w:szCs w:val="16"/>
               </w:rPr>
               <w:t xml:space="preserve">I-23</w:t>
             </w:r>
@@ -6850,8 +6869,8 @@
                 <w:rFonts w:ascii="Arial" w:cs="Arial" w:eastAsia="Arial" w:hAnsi="Arial"/>
                 <w:b w:val="false"/>
                 <w:bCs w:val="false"/>
-                <w:sz w:val="15"/>
-                <w:szCs w:val="15"/>
+                <w:sz w:val="16"/>
+                <w:szCs w:val="16"/>
               </w:rPr>
               <w:t xml:space="preserve">Dependência</w:t>
             </w:r>
@@ -6882,8 +6901,8 @@
                 <w:rFonts w:ascii="Arial" w:cs="Arial" w:eastAsia="Arial" w:hAnsi="Arial"/>
                 <w:b w:val="false"/>
                 <w:bCs w:val="false"/>
-                <w:sz w:val="15"/>
-                <w:szCs w:val="15"/>
+                <w:sz w:val="16"/>
+                <w:szCs w:val="16"/>
               </w:rPr>
               <w:t xml:space="preserve">7, 8</w:t>
             </w:r>
@@ -6914,8 +6933,8 @@
                 <w:rFonts w:ascii="Arial" w:cs="Arial" w:eastAsia="Arial" w:hAnsi="Arial"/>
                 <w:b w:val="false"/>
                 <w:bCs w:val="false"/>
-                <w:sz w:val="15"/>
-                <w:szCs w:val="15"/>
+                <w:sz w:val="16"/>
+                <w:szCs w:val="16"/>
               </w:rPr>
               <w:t xml:space="preserve">RN-14 (pág. 7); RN-20 (pág. 8); PV-11</w:t>
             </w:r>
@@ -6946,8 +6965,8 @@
                 <w:rFonts w:ascii="Arial" w:cs="Arial" w:eastAsia="Arial" w:hAnsi="Arial"/>
                 <w:b w:val="false"/>
                 <w:bCs w:val="false"/>
-                <w:sz w:val="15"/>
-                <w:szCs w:val="15"/>
+                <w:sz w:val="16"/>
+                <w:szCs w:val="16"/>
               </w:rPr>
               <w:t xml:space="preserve">Permissões amplas “criadas para investigação” e regras de inativação cujo efeito sobre ocorrências abertas não está definido.</w:t>
             </w:r>
@@ -6978,8 +6997,8 @@
                 <w:rFonts w:ascii="Arial" w:cs="Arial" w:eastAsia="Arial" w:hAnsi="Arial"/>
                 <w:b w:val="false"/>
                 <w:bCs w:val="false"/>
-                <w:sz w:val="15"/>
-                <w:szCs w:val="15"/>
+                <w:sz w:val="16"/>
+                <w:szCs w:val="16"/>
               </w:rPr>
               <w:t xml:space="preserve">Definir segregação de funções (V11) e efeito da inativação (V14).</w:t>
             </w:r>
@@ -7011,8 +7030,8 @@
                 <w:rFonts w:ascii="Arial" w:cs="Arial" w:eastAsia="Arial" w:hAnsi="Arial"/>
                 <w:b w:val="false"/>
                 <w:bCs w:val="false"/>
-                <w:sz w:val="15"/>
-                <w:szCs w:val="15"/>
+                <w:sz w:val="16"/>
+                <w:szCs w:val="16"/>
               </w:rPr>
               <w:t xml:space="preserve">M</w:t>
             </w:r>
@@ -7049,8 +7068,8 @@
                 <w:rFonts w:ascii="Arial" w:cs="Arial" w:eastAsia="Arial" w:hAnsi="Arial"/>
                 <w:b w:val="false"/>
                 <w:bCs w:val="false"/>
-                <w:sz w:val="15"/>
-                <w:szCs w:val="15"/>
+                <w:sz w:val="16"/>
+                <w:szCs w:val="16"/>
               </w:rPr>
               <w:t xml:space="preserve">I-24</w:t>
             </w:r>
@@ -7082,8 +7101,8 @@
                 <w:rFonts w:ascii="Arial" w:cs="Arial" w:eastAsia="Arial" w:hAnsi="Arial"/>
                 <w:b w:val="false"/>
                 <w:bCs w:val="false"/>
-                <w:sz w:val="15"/>
-                <w:szCs w:val="15"/>
+                <w:sz w:val="16"/>
+                <w:szCs w:val="16"/>
               </w:rPr>
               <w:t xml:space="preserve">Lacuna</w:t>
             </w:r>
@@ -7115,8 +7134,8 @@
                 <w:rFonts w:ascii="Arial" w:cs="Arial" w:eastAsia="Arial" w:hAnsi="Arial"/>
                 <w:b w:val="false"/>
                 <w:bCs w:val="false"/>
-                <w:sz w:val="15"/>
-                <w:szCs w:val="15"/>
+                <w:sz w:val="16"/>
+                <w:szCs w:val="16"/>
               </w:rPr>
               <w:t xml:space="preserve">2, 8–9</w:t>
             </w:r>
@@ -7148,8 +7167,8 @@
                 <w:rFonts w:ascii="Arial" w:cs="Arial" w:eastAsia="Arial" w:hAnsi="Arial"/>
                 <w:b w:val="false"/>
                 <w:bCs w:val="false"/>
-                <w:sz w:val="15"/>
-                <w:szCs w:val="15"/>
+                <w:sz w:val="16"/>
+                <w:szCs w:val="16"/>
               </w:rPr>
               <w:t xml:space="preserve">Papéis (pág. 2); PV-10, PV-14 (pág. 9)</w:t>
             </w:r>
@@ -7181,8 +7200,8 @@
                 <w:rFonts w:ascii="Arial" w:cs="Arial" w:eastAsia="Arial" w:hAnsi="Arial"/>
                 <w:b w:val="false"/>
                 <w:bCs w:val="false"/>
-                <w:sz w:val="15"/>
-                <w:szCs w:val="15"/>
+                <w:sz w:val="16"/>
+                <w:szCs w:val="16"/>
               </w:rPr>
               <w:t xml:space="preserve">“Administrador do SIGMES” e “Gestão de Acessos” aparecem nas pendências, mas não nos papéis. “Responsável interno” (etapas 10–13) não é papel definido.</w:t>
             </w:r>
@@ -7214,8 +7233,8 @@
                 <w:rFonts w:ascii="Arial" w:cs="Arial" w:eastAsia="Arial" w:hAnsi="Arial"/>
                 <w:b w:val="false"/>
                 <w:bCs w:val="false"/>
-                <w:sz w:val="15"/>
-                <w:szCs w:val="15"/>
+                <w:sz w:val="16"/>
+                <w:szCs w:val="16"/>
               </w:rPr>
               <w:t xml:space="preserve">Fechar a lista de papéis (V1, V11).</w:t>
             </w:r>
@@ -7247,8 +7266,8 @@
                 <w:rFonts w:ascii="Arial" w:cs="Arial" w:eastAsia="Arial" w:hAnsi="Arial"/>
                 <w:b w:val="false"/>
                 <w:bCs w:val="false"/>
-                <w:sz w:val="15"/>
-                <w:szCs w:val="15"/>
+                <w:sz w:val="16"/>
+                <w:szCs w:val="16"/>
               </w:rPr>
               <w:t xml:space="preserve">M</w:t>
             </w:r>
@@ -7284,8 +7303,8 @@
                 <w:rFonts w:ascii="Arial" w:cs="Arial" w:eastAsia="Arial" w:hAnsi="Arial"/>
                 <w:b w:val="false"/>
                 <w:bCs w:val="false"/>
-                <w:sz w:val="15"/>
-                <w:szCs w:val="15"/>
+                <w:sz w:val="16"/>
+                <w:szCs w:val="16"/>
               </w:rPr>
               <w:t xml:space="preserve">I-25</w:t>
             </w:r>
@@ -7316,8 +7335,8 @@
                 <w:rFonts w:ascii="Arial" w:cs="Arial" w:eastAsia="Arial" w:hAnsi="Arial"/>
                 <w:b w:val="false"/>
                 <w:bCs w:val="false"/>
-                <w:sz w:val="15"/>
-                <w:szCs w:val="15"/>
+                <w:sz w:val="16"/>
+                <w:szCs w:val="16"/>
               </w:rPr>
               <w:t xml:space="preserve">Inconsistência</w:t>
             </w:r>
@@ -7348,8 +7367,8 @@
                 <w:rFonts w:ascii="Arial" w:cs="Arial" w:eastAsia="Arial" w:hAnsi="Arial"/>
                 <w:b w:val="false"/>
                 <w:bCs w:val="false"/>
-                <w:sz w:val="15"/>
-                <w:szCs w:val="15"/>
+                <w:sz w:val="16"/>
+                <w:szCs w:val="16"/>
               </w:rPr>
               <w:t xml:space="preserve">2, 3–4</w:t>
             </w:r>
@@ -7380,8 +7399,8 @@
                 <w:rFonts w:ascii="Arial" w:cs="Arial" w:eastAsia="Arial" w:hAnsi="Arial"/>
                 <w:b w:val="false"/>
                 <w:bCs w:val="false"/>
-                <w:sz w:val="15"/>
-                <w:szCs w:val="15"/>
+                <w:sz w:val="16"/>
+                <w:szCs w:val="16"/>
               </w:rPr>
               <w:t xml:space="preserve">Escopo “Redesenho To Be… fora” (pág. 2); seção 3 e “hub” (págs. 3–4, 10)</w:t>
             </w:r>
@@ -7412,8 +7431,8 @@
                 <w:rFonts w:ascii="Arial" w:cs="Arial" w:eastAsia="Arial" w:hAnsi="Arial"/>
                 <w:b w:val="false"/>
                 <w:bCs w:val="false"/>
-                <w:sz w:val="15"/>
-                <w:szCs w:val="15"/>
+                <w:sz w:val="16"/>
+                <w:szCs w:val="16"/>
               </w:rPr>
               <w:t xml:space="preserve">A seção 3 já propõe solução. O termo “hub” (“métricas dentro do hub”, “novo hub”) não é definido. A seção 3 não liga cada oportunidade a uma dor. Quase tudo é “Alta”.</w:t>
             </w:r>
@@ -7444,8 +7463,8 @@
                 <w:rFonts w:ascii="Arial" w:cs="Arial" w:eastAsia="Arial" w:hAnsi="Arial"/>
                 <w:b w:val="false"/>
                 <w:bCs w:val="false"/>
-                <w:sz w:val="15"/>
-                <w:szCs w:val="15"/>
+                <w:sz w:val="16"/>
+                <w:szCs w:val="16"/>
               </w:rPr>
               <w:t xml:space="preserve">Usar a seção 3 só como insumo. Definir “hub”.</w:t>
             </w:r>
@@ -7477,8 +7496,8 @@
                 <w:rFonts w:ascii="Arial" w:cs="Arial" w:eastAsia="Arial" w:hAnsi="Arial"/>
                 <w:b w:val="false"/>
                 <w:bCs w:val="false"/>
-                <w:sz w:val="15"/>
-                <w:szCs w:val="15"/>
+                <w:sz w:val="16"/>
+                <w:szCs w:val="16"/>
               </w:rPr>
               <w:t xml:space="preserve">B</w:t>
             </w:r>
@@ -7515,8 +7534,8 @@
                 <w:rFonts w:ascii="Arial" w:cs="Arial" w:eastAsia="Arial" w:hAnsi="Arial"/>
                 <w:b w:val="false"/>
                 <w:bCs w:val="false"/>
-                <w:sz w:val="15"/>
-                <w:szCs w:val="15"/>
+                <w:sz w:val="16"/>
+                <w:szCs w:val="16"/>
               </w:rPr>
               <w:t xml:space="preserve">I-26</w:t>
             </w:r>
@@ -7548,8 +7567,8 @@
                 <w:rFonts w:ascii="Arial" w:cs="Arial" w:eastAsia="Arial" w:hAnsi="Arial"/>
                 <w:b w:val="false"/>
                 <w:bCs w:val="false"/>
-                <w:sz w:val="15"/>
-                <w:szCs w:val="15"/>
+                <w:sz w:val="16"/>
+                <w:szCs w:val="16"/>
               </w:rPr>
               <w:t xml:space="preserve">Dependência</w:t>
             </w:r>
@@ -7581,8 +7600,8 @@
                 <w:rFonts w:ascii="Arial" w:cs="Arial" w:eastAsia="Arial" w:hAnsi="Arial"/>
                 <w:b w:val="false"/>
                 <w:bCs w:val="false"/>
-                <w:sz w:val="15"/>
-                <w:szCs w:val="15"/>
+                <w:sz w:val="16"/>
+                <w:szCs w:val="16"/>
               </w:rPr>
               <w:t xml:space="preserve">8, 10</w:t>
             </w:r>
@@ -7614,8 +7633,8 @@
                 <w:rFonts w:ascii="Arial" w:cs="Arial" w:eastAsia="Arial" w:hAnsi="Arial"/>
                 <w:b w:val="false"/>
                 <w:bCs w:val="false"/>
-                <w:sz w:val="15"/>
-                <w:szCs w:val="15"/>
+                <w:sz w:val="16"/>
+                <w:szCs w:val="16"/>
               </w:rPr>
               <w:t xml:space="preserve">RN-23 (pág. 8); PV-22 (pág. 10)</w:t>
             </w:r>
@@ -7647,8 +7666,8 @@
                 <w:rFonts w:ascii="Arial" w:cs="Arial" w:eastAsia="Arial" w:hAnsi="Arial"/>
                 <w:b w:val="false"/>
                 <w:bCs w:val="false"/>
-                <w:sz w:val="15"/>
-                <w:szCs w:val="15"/>
+                <w:sz w:val="16"/>
+                <w:szCs w:val="16"/>
               </w:rPr>
               <w:t xml:space="preserve">Módulo de atendimento técnico “construído, mas não usado”, com “sistema próprio do fornecedor” sem identificação.</w:t>
             </w:r>
@@ -7680,8 +7699,8 @@
                 <w:rFonts w:ascii="Arial" w:cs="Arial" w:eastAsia="Arial" w:hAnsi="Arial"/>
                 <w:b w:val="false"/>
                 <w:bCs w:val="false"/>
-                <w:sz w:val="15"/>
-                <w:szCs w:val="15"/>
+                <w:sz w:val="16"/>
+                <w:szCs w:val="16"/>
               </w:rPr>
               <w:t xml:space="preserve">Confirmar como fora de escopo (V23).</w:t>
             </w:r>
@@ -7713,8 +7732,8 @@
                 <w:rFonts w:ascii="Arial" w:cs="Arial" w:eastAsia="Arial" w:hAnsi="Arial"/>
                 <w:b w:val="false"/>
                 <w:bCs w:val="false"/>
-                <w:sz w:val="15"/>
-                <w:szCs w:val="15"/>
+                <w:sz w:val="16"/>
+                <w:szCs w:val="16"/>
               </w:rPr>
               <w:t xml:space="preserve">B</w:t>
             </w:r>
@@ -7750,8 +7769,8 @@
                 <w:rFonts w:ascii="Arial" w:cs="Arial" w:eastAsia="Arial" w:hAnsi="Arial"/>
                 <w:b w:val="false"/>
                 <w:bCs w:val="false"/>
-                <w:sz w:val="15"/>
-                <w:szCs w:val="15"/>
+                <w:sz w:val="16"/>
+                <w:szCs w:val="16"/>
               </w:rPr>
               <w:t xml:space="preserve">I-27</w:t>
             </w:r>
@@ -7782,8 +7801,8 @@
                 <w:rFonts w:ascii="Arial" w:cs="Arial" w:eastAsia="Arial" w:hAnsi="Arial"/>
                 <w:b w:val="false"/>
                 <w:bCs w:val="false"/>
-                <w:sz w:val="15"/>
-                <w:szCs w:val="15"/>
+                <w:sz w:val="16"/>
+                <w:szCs w:val="16"/>
               </w:rPr>
               <w:t xml:space="preserve">Dependência</w:t>
             </w:r>
@@ -7814,8 +7833,8 @@
                 <w:rFonts w:ascii="Arial" w:cs="Arial" w:eastAsia="Arial" w:hAnsi="Arial"/>
                 <w:b w:val="false"/>
                 <w:bCs w:val="false"/>
-                <w:sz w:val="15"/>
-                <w:szCs w:val="15"/>
+                <w:sz w:val="16"/>
+                <w:szCs w:val="16"/>
               </w:rPr>
               <w:t xml:space="preserve">10</w:t>
             </w:r>
@@ -7846,8 +7865,8 @@
                 <w:rFonts w:ascii="Arial" w:cs="Arial" w:eastAsia="Arial" w:hAnsi="Arial"/>
                 <w:b w:val="false"/>
                 <w:bCs w:val="false"/>
-                <w:sz w:val="15"/>
-                <w:szCs w:val="15"/>
+                <w:sz w:val="16"/>
+                <w:szCs w:val="16"/>
               </w:rPr>
               <w:t xml:space="preserve">Roteiro (pág. 10); Fontes (pág. 10); PV-24</w:t>
             </w:r>
@@ -7878,8 +7897,8 @@
                 <w:rFonts w:ascii="Arial" w:cs="Arial" w:eastAsia="Arial" w:hAnsi="Arial"/>
                 <w:b w:val="false"/>
                 <w:bCs w:val="false"/>
-                <w:sz w:val="15"/>
-                <w:szCs w:val="15"/>
+                <w:sz w:val="16"/>
+                <w:szCs w:val="16"/>
               </w:rPr>
               <w:t xml:space="preserve">Só duas gravações de reunião e nenhuma amostra real. O fluxo nunca foi testado com casos reais. O key user é uma só pessoa.</w:t>
             </w:r>
@@ -7910,8 +7929,8 @@
                 <w:rFonts w:ascii="Arial" w:cs="Arial" w:eastAsia="Arial" w:hAnsi="Arial"/>
                 <w:b w:val="false"/>
                 <w:bCs w:val="false"/>
-                <w:sz w:val="15"/>
-                <w:szCs w:val="15"/>
+                <w:sz w:val="16"/>
+                <w:szCs w:val="16"/>
               </w:rPr>
               <w:t xml:space="preserve">Planejar homologação com amostra real (V25).</w:t>
             </w:r>
@@ -7943,8 +7962,8 @@
                 <w:rFonts w:ascii="Arial" w:cs="Arial" w:eastAsia="Arial" w:hAnsi="Arial"/>
                 <w:b w:val="false"/>
                 <w:bCs w:val="false"/>
-                <w:sz w:val="15"/>
-                <w:szCs w:val="15"/>
+                <w:sz w:val="16"/>
+                <w:szCs w:val="16"/>
               </w:rPr>
               <w:t xml:space="preserve">A</w:t>
             </w:r>
@@ -7981,8 +8000,8 @@
                 <w:rFonts w:ascii="Arial" w:cs="Arial" w:eastAsia="Arial" w:hAnsi="Arial"/>
                 <w:b w:val="false"/>
                 <w:bCs w:val="false"/>
-                <w:sz w:val="15"/>
-                <w:szCs w:val="15"/>
+                <w:sz w:val="16"/>
+                <w:szCs w:val="16"/>
               </w:rPr>
               <w:t xml:space="preserve">I-28</w:t>
             </w:r>
@@ -8014,8 +8033,8 @@
                 <w:rFonts w:ascii="Arial" w:cs="Arial" w:eastAsia="Arial" w:hAnsi="Arial"/>
                 <w:b w:val="false"/>
                 <w:bCs w:val="false"/>
-                <w:sz w:val="15"/>
-                <w:szCs w:val="15"/>
+                <w:sz w:val="16"/>
+                <w:szCs w:val="16"/>
               </w:rPr>
               <w:t xml:space="preserve">Forma</w:t>
             </w:r>
@@ -8047,8 +8066,8 @@
                 <w:rFonts w:ascii="Arial" w:cs="Arial" w:eastAsia="Arial" w:hAnsi="Arial"/>
                 <w:b w:val="false"/>
                 <w:bCs w:val="false"/>
-                <w:sz w:val="15"/>
-                <w:szCs w:val="15"/>
+                <w:sz w:val="16"/>
+                <w:szCs w:val="16"/>
               </w:rPr>
               <w:t xml:space="preserve">1, 4, 10</w:t>
             </w:r>
@@ -8080,8 +8099,8 @@
                 <w:rFonts w:ascii="Arial" w:cs="Arial" w:eastAsia="Arial" w:hAnsi="Arial"/>
                 <w:b w:val="false"/>
                 <w:bCs w:val="false"/>
-                <w:sz w:val="15"/>
-                <w:szCs w:val="15"/>
+                <w:sz w:val="16"/>
+                <w:szCs w:val="16"/>
               </w:rPr>
               <w:t xml:space="preserve">Capa e rodapés (págs. 1–10); etapa 2 “7.” (pág. 4); roteiro “8–12” (pág. 10)</w:t>
             </w:r>
@@ -8113,8 +8132,8 @@
                 <w:rFonts w:ascii="Arial" w:cs="Arial" w:eastAsia="Arial" w:hAnsi="Arial"/>
                 <w:b w:val="false"/>
                 <w:bCs w:val="false"/>
-                <w:sz w:val="15"/>
-                <w:szCs w:val="15"/>
+                <w:sz w:val="16"/>
+                <w:szCs w:val="16"/>
               </w:rPr>
               <w:t xml:space="preserve">Sem histórico de versões, aprovadores ou data de validação. A numeração continua erradamente entre listas. PDF sem número de página.</w:t>
             </w:r>
@@ -8146,8 +8165,8 @@
                 <w:rFonts w:ascii="Arial" w:cs="Arial" w:eastAsia="Arial" w:hAnsi="Arial"/>
                 <w:b w:val="false"/>
                 <w:bCs w:val="false"/>
-                <w:sz w:val="15"/>
-                <w:szCs w:val="15"/>
+                <w:sz w:val="16"/>
+                <w:szCs w:val="16"/>
               </w:rPr>
               <w:t xml:space="preserve">Corrigir se o As Is for reenviado.</w:t>
             </w:r>
@@ -8179,8 +8198,8 @@
                 <w:rFonts w:ascii="Arial" w:cs="Arial" w:eastAsia="Arial" w:hAnsi="Arial"/>
                 <w:b w:val="false"/>
                 <w:bCs w:val="false"/>
-                <w:sz w:val="15"/>
-                <w:szCs w:val="15"/>
+                <w:sz w:val="16"/>
+                <w:szCs w:val="16"/>
               </w:rPr>
               <w:t xml:space="preserve">B</w:t>
             </w:r>
@@ -8216,8 +8235,8 @@
                 <w:rFonts w:ascii="Arial" w:cs="Arial" w:eastAsia="Arial" w:hAnsi="Arial"/>
                 <w:b w:val="false"/>
                 <w:bCs w:val="false"/>
-                <w:sz w:val="15"/>
-                <w:szCs w:val="15"/>
+                <w:sz w:val="16"/>
+                <w:szCs w:val="16"/>
               </w:rPr>
               <w:t xml:space="preserve">I-29</w:t>
             </w:r>
@@ -8248,8 +8267,8 @@
                 <w:rFonts w:ascii="Arial" w:cs="Arial" w:eastAsia="Arial" w:hAnsi="Arial"/>
                 <w:b w:val="false"/>
                 <w:bCs w:val="false"/>
-                <w:sz w:val="15"/>
-                <w:szCs w:val="15"/>
+                <w:sz w:val="16"/>
+                <w:szCs w:val="16"/>
               </w:rPr>
               <w:t xml:space="preserve">Dependência</w:t>
             </w:r>
@@ -8280,8 +8299,8 @@
                 <w:rFonts w:ascii="Arial" w:cs="Arial" w:eastAsia="Arial" w:hAnsi="Arial"/>
                 <w:b w:val="false"/>
                 <w:bCs w:val="false"/>
-                <w:sz w:val="15"/>
-                <w:szCs w:val="15"/>
+                <w:sz w:val="16"/>
+                <w:szCs w:val="16"/>
               </w:rPr>
               <w:t xml:space="preserve">2–3, 9–10</w:t>
             </w:r>
@@ -8312,8 +8331,8 @@
                 <w:rFonts w:ascii="Arial" w:cs="Arial" w:eastAsia="Arial" w:hAnsi="Arial"/>
                 <w:b w:val="false"/>
                 <w:bCs w:val="false"/>
-                <w:sz w:val="15"/>
-                <w:szCs w:val="15"/>
+                <w:sz w:val="16"/>
+                <w:szCs w:val="16"/>
               </w:rPr>
               <w:t xml:space="preserve">Dor 15 (pág. 3); PV-21 (pág. 10)</w:t>
             </w:r>
@@ -8344,8 +8363,8 @@
                 <w:rFonts w:ascii="Arial" w:cs="Arial" w:eastAsia="Arial" w:hAnsi="Arial"/>
                 <w:b w:val="false"/>
                 <w:bCs w:val="false"/>
-                <w:sz w:val="15"/>
-                <w:szCs w:val="15"/>
+                <w:sz w:val="16"/>
+                <w:szCs w:val="16"/>
               </w:rPr>
               <w:t xml:space="preserve">Não se sabe quem mantém o Thanos hoje nem quem será o dono do novo produto. Impacta migração e desligamento.</w:t>
             </w:r>
@@ -8376,8 +8395,8 @@
                 <w:rFonts w:ascii="Arial" w:cs="Arial" w:eastAsia="Arial" w:hAnsi="Arial"/>
                 <w:b w:val="false"/>
                 <w:bCs w:val="false"/>
-                <w:sz w:val="15"/>
-                <w:szCs w:val="15"/>
+                <w:sz w:val="16"/>
+                <w:szCs w:val="16"/>
               </w:rPr>
               <w:t xml:space="preserve">Confirmar o dono e a equipe de suporte (V22).</w:t>
             </w:r>
@@ -8409,8 +8428,8 @@
                 <w:rFonts w:ascii="Arial" w:cs="Arial" w:eastAsia="Arial" w:hAnsi="Arial"/>
                 <w:b w:val="false"/>
                 <w:bCs w:val="false"/>
-                <w:sz w:val="15"/>
-                <w:szCs w:val="15"/>
+                <w:sz w:val="16"/>
+                <w:szCs w:val="16"/>
               </w:rPr>
               <w:t xml:space="preserve">M</w:t>
             </w:r>
@@ -8447,8 +8466,8 @@
                 <w:rFonts w:ascii="Arial" w:cs="Arial" w:eastAsia="Arial" w:hAnsi="Arial"/>
                 <w:b w:val="false"/>
                 <w:bCs w:val="false"/>
-                <w:sz w:val="15"/>
-                <w:szCs w:val="15"/>
+                <w:sz w:val="16"/>
+                <w:szCs w:val="16"/>
               </w:rPr>
               <w:t xml:space="preserve">I-30</w:t>
             </w:r>
@@ -8480,8 +8499,8 @@
                 <w:rFonts w:ascii="Arial" w:cs="Arial" w:eastAsia="Arial" w:hAnsi="Arial"/>
                 <w:b w:val="false"/>
                 <w:bCs w:val="false"/>
-                <w:sz w:val="15"/>
-                <w:szCs w:val="15"/>
+                <w:sz w:val="16"/>
+                <w:szCs w:val="16"/>
               </w:rPr>
               <w:t xml:space="preserve">Dependência</w:t>
             </w:r>
@@ -8513,8 +8532,8 @@
                 <w:rFonts w:ascii="Arial" w:cs="Arial" w:eastAsia="Arial" w:hAnsi="Arial"/>
                 <w:b w:val="false"/>
                 <w:bCs w:val="false"/>
-                <w:sz w:val="15"/>
-                <w:szCs w:val="15"/>
+                <w:sz w:val="16"/>
+                <w:szCs w:val="16"/>
               </w:rPr>
               <w:t xml:space="preserve">8–9</w:t>
             </w:r>
@@ -8546,8 +8565,8 @@
                 <w:rFonts w:ascii="Arial" w:cs="Arial" w:eastAsia="Arial" w:hAnsi="Arial"/>
                 <w:b w:val="false"/>
                 <w:bCs w:val="false"/>
-                <w:sz w:val="15"/>
-                <w:szCs w:val="15"/>
+                <w:sz w:val="16"/>
+                <w:szCs w:val="16"/>
               </w:rPr>
               <w:t xml:space="preserve">RN-19, PV-15 (págs. 8–9)</w:t>
             </w:r>
@@ -8579,8 +8598,8 @@
                 <w:rFonts w:ascii="Arial" w:cs="Arial" w:eastAsia="Arial" w:hAnsi="Arial"/>
                 <w:b w:val="false"/>
                 <w:bCs w:val="false"/>
-                <w:sz w:val="15"/>
-                <w:szCs w:val="15"/>
+                <w:sz w:val="16"/>
+                <w:szCs w:val="16"/>
               </w:rPr>
               <w:t xml:space="preserve">A carga em lote “existe, mas não é confiável”. Não se sabe se entra no escopo nem qual é o formato.</w:t>
             </w:r>
@@ -8612,8 +8631,8 @@
                 <w:rFonts w:ascii="Arial" w:cs="Arial" w:eastAsia="Arial" w:hAnsi="Arial"/>
                 <w:b w:val="false"/>
                 <w:bCs w:val="false"/>
-                <w:sz w:val="15"/>
-                <w:szCs w:val="15"/>
+                <w:sz w:val="16"/>
+                <w:szCs w:val="16"/>
               </w:rPr>
               <w:t xml:space="preserve">Definir escopo (V15).</w:t>
             </w:r>
@@ -8645,8 +8664,8 @@
                 <w:rFonts w:ascii="Arial" w:cs="Arial" w:eastAsia="Arial" w:hAnsi="Arial"/>
                 <w:b w:val="false"/>
                 <w:bCs w:val="false"/>
-                <w:sz w:val="15"/>
-                <w:szCs w:val="15"/>
+                <w:sz w:val="16"/>
+                <w:szCs w:val="16"/>
               </w:rPr>
               <w:t xml:space="preserve">M</w:t>
             </w:r>
@@ -8682,8 +8701,8 @@
                 <w:rFonts w:ascii="Arial" w:cs="Arial" w:eastAsia="Arial" w:hAnsi="Arial"/>
                 <w:b w:val="false"/>
                 <w:bCs w:val="false"/>
-                <w:sz w:val="15"/>
-                <w:szCs w:val="15"/>
+                <w:sz w:val="16"/>
+                <w:szCs w:val="16"/>
               </w:rPr>
               <w:t xml:space="preserve">I-31</w:t>
             </w:r>
@@ -8714,8 +8733,8 @@
                 <w:rFonts w:ascii="Arial" w:cs="Arial" w:eastAsia="Arial" w:hAnsi="Arial"/>
                 <w:b w:val="false"/>
                 <w:bCs w:val="false"/>
-                <w:sz w:val="15"/>
-                <w:szCs w:val="15"/>
+                <w:sz w:val="16"/>
+                <w:szCs w:val="16"/>
               </w:rPr>
               <w:t xml:space="preserve">Lacuna</w:t>
             </w:r>
@@ -8746,8 +8765,8 @@
                 <w:rFonts w:ascii="Arial" w:cs="Arial" w:eastAsia="Arial" w:hAnsi="Arial"/>
                 <w:b w:val="false"/>
                 <w:bCs w:val="false"/>
-                <w:sz w:val="15"/>
-                <w:szCs w:val="15"/>
+                <w:sz w:val="16"/>
+                <w:szCs w:val="16"/>
               </w:rPr>
               <w:t xml:space="preserve">—</w:t>
             </w:r>
@@ -8778,8 +8797,8 @@
                 <w:rFonts w:ascii="Arial" w:cs="Arial" w:eastAsia="Arial" w:hAnsi="Arial"/>
                 <w:b w:val="false"/>
                 <w:bCs w:val="false"/>
-                <w:sz w:val="15"/>
-                <w:szCs w:val="15"/>
+                <w:sz w:val="16"/>
+                <w:szCs w:val="16"/>
               </w:rPr>
               <w:t xml:space="preserve">Nenhum trecho</w:t>
             </w:r>
@@ -8810,8 +8829,8 @@
                 <w:rFonts w:ascii="Arial" w:cs="Arial" w:eastAsia="Arial" w:hAnsi="Arial"/>
                 <w:b w:val="false"/>
                 <w:bCs w:val="false"/>
-                <w:sz w:val="15"/>
-                <w:szCs w:val="15"/>
+                <w:sz w:val="16"/>
+                <w:szCs w:val="16"/>
               </w:rPr>
               <w:t xml:space="preserve">Não há dados para migração: quanto histórico, formato, qualidade, ocorrências abertas e regra de desligamento do Thanos.</w:t>
             </w:r>
@@ -8842,8 +8861,8 @@
                 <w:rFonts w:ascii="Arial" w:cs="Arial" w:eastAsia="Arial" w:hAnsi="Arial"/>
                 <w:b w:val="false"/>
                 <w:bCs w:val="false"/>
-                <w:sz w:val="15"/>
-                <w:szCs w:val="15"/>
+                <w:sz w:val="16"/>
+                <w:szCs w:val="16"/>
               </w:rPr>
               <w:t xml:space="preserve">Definir com o Itaú (V29, V30).</w:t>
             </w:r>
@@ -8875,8 +8894,8 @@
                 <w:rFonts w:ascii="Arial" w:cs="Arial" w:eastAsia="Arial" w:hAnsi="Arial"/>
                 <w:b w:val="false"/>
                 <w:bCs w:val="false"/>
-                <w:sz w:val="15"/>
-                <w:szCs w:val="15"/>
+                <w:sz w:val="16"/>
+                <w:szCs w:val="16"/>
               </w:rPr>
               <w:t xml:space="preserve">A</w:t>
             </w:r>
@@ -11913,8 +11932,10 @@
     <w:p>
       <w:pPr>
         <w:sectPr>
-          <w:headerReference w:type="default" r:id="rId9"/>
-          <w:footerReference w:type="default" r:id="rId10"/>
+          <w:headerReference w:type="default" r:id="rId11"/>
+          <w:headerReference w:type="first" r:id="rId12"/>
+          <w:footerReference w:type="default" r:id="rId13"/>
+          <w:footerReference w:type="first" r:id="rId14"/>
           <w:pgSz w:w="16838" w:h="11906" w:orient="landscape"/>
           <w:pgMar w:top="1100" w:right="850" w:bottom="900" w:left="850" w:header="708" w:footer="708" w:gutter="0"/>
           <w:pgNumType/>
@@ -11990,7 +12011,7 @@
                     </pic:cNvPicPr>
                   </pic:nvPicPr>
                   <pic:blipFill>
-                    <a:blip r:embed="rId13" cstate="none"/>
+                    <a:blip r:embed="rId19" cstate="none"/>
                     <a:srcRect/>
                     <a:stretch>
                       <a:fillRect/>
@@ -18011,8 +18032,10 @@
       </w:r>
     </w:p>
     <w:sectPr>
-      <w:headerReference w:type="default" r:id="rId11"/>
-      <w:footerReference w:type="default" r:id="rId12"/>
+      <w:headerReference w:type="default" r:id="rId15"/>
+      <w:headerReference w:type="first" r:id="rId16"/>
+      <w:footerReference w:type="default" r:id="rId17"/>
+      <w:footerReference w:type="first" r:id="rId18"/>
       <w:pgSz w:w="11906" w:h="16838" w:orient="portrait"/>
       <w:pgMar w:top="1300" w:right="1134" w:bottom="1134" w:left="1134" w:header="708" w:footer="708" w:gutter="0"/>
       <w:pgNumType/>
@@ -18088,11 +18111,35 @@
         <w:szCs w:val="16"/>
       </w:rPr>
       <w:t xml:space="preserve">	Página </w:t>
+    </w:r>
+    <w:r>
+      <w:rPr>
+        <w:rFonts w:ascii="Arial" w:cs="Arial" w:eastAsia="Arial" w:hAnsi="Arial"/>
+        <w:color w:val="666666"/>
+        <w:sz w:val="16"/>
+        <w:szCs w:val="16"/>
+      </w:rPr>
       <w:fldChar w:fldCharType="begin"/>
       <w:instrText xml:space="preserve">PAGE</w:instrText>
       <w:fldChar w:fldCharType="separate"/>
       <w:fldChar w:fldCharType="end"/>
+    </w:r>
+    <w:r>
+      <w:rPr>
+        <w:rFonts w:ascii="Arial" w:cs="Arial" w:eastAsia="Arial" w:hAnsi="Arial"/>
+        <w:color w:val="666666"/>
+        <w:sz w:val="16"/>
+        <w:szCs w:val="16"/>
+      </w:rPr>
       <w:t xml:space="preserve"> de </w:t>
+    </w:r>
+    <w:r>
+      <w:rPr>
+        <w:rFonts w:ascii="Arial" w:cs="Arial" w:eastAsia="Arial" w:hAnsi="Arial"/>
+        <w:color w:val="666666"/>
+        <w:sz w:val="16"/>
+        <w:szCs w:val="16"/>
+      </w:rPr>
       <w:fldChar w:fldCharType="begin"/>
       <w:instrText xml:space="preserve">NUMPAGES</w:instrText>
       <w:fldChar w:fldCharType="separate"/>
@@ -18103,6 +18150,12 @@
 </file>
 
 <file path=word/footer2.xml><?xml version="1.0" encoding="utf-8"?>
+<w:ftr xmlns:wpc="http://schemas.microsoft.com/office/word/2010/wordprocessingCanvas" xmlns:mc="http://schemas.openxmlformats.org/markup-compatibility/2006" xmlns:o="urn:schemas-microsoft-com:office:office" xmlns:r="http://schemas.openxmlformats.org/officeDocument/2006/relationships" xmlns:m="http://schemas.openxmlformats.org/officeDocument/2006/math" xmlns:v="urn:schemas-microsoft-com:vml" xmlns:wp14="http://schemas.microsoft.com/office/word/2010/wordprocessingDrawing" xmlns:wp="http://schemas.openxmlformats.org/drawingml/2006/wordprocessingDrawing" xmlns:w10="urn:schemas-microsoft-com:office:word" xmlns:w="http://schemas.openxmlformats.org/wordprocessingml/2006/main" xmlns:w14="http://schemas.microsoft.com/office/word/2010/wordml" xmlns:w15="http://schemas.microsoft.com/office/word/2012/wordml" xmlns:wpg="http://schemas.microsoft.com/office/word/2010/wordprocessingGroup" xmlns:wpi="http://schemas.microsoft.com/office/word/2010/wordprocessingInk" xmlns:wne="http://schemas.microsoft.com/office/word/2006/wordml" xmlns:wps="http://schemas.microsoft.com/office/word/2010/wordprocessingShape">
+  <w:p/>
+</w:ftr>
+</file>
+
+<file path=word/footer3.xml><?xml version="1.0" encoding="utf-8"?>
 <w:ftr xmlns:wpc="http://schemas.microsoft.com/office/word/2010/wordprocessingCanvas" xmlns:mc="http://schemas.openxmlformats.org/markup-compatibility/2006" xmlns:o="urn:schemas-microsoft-com:office:office" xmlns:r="http://schemas.openxmlformats.org/officeDocument/2006/relationships" xmlns:m="http://schemas.openxmlformats.org/officeDocument/2006/math" xmlns:v="urn:schemas-microsoft-com:vml" xmlns:wp14="http://schemas.microsoft.com/office/word/2010/wordprocessingDrawing" xmlns:wp="http://schemas.openxmlformats.org/drawingml/2006/wordprocessingDrawing" xmlns:w10="urn:schemas-microsoft-com:office:word" xmlns:w="http://schemas.openxmlformats.org/wordprocessingml/2006/main" xmlns:w14="http://schemas.microsoft.com/office/word/2010/wordml" xmlns:w15="http://schemas.microsoft.com/office/word/2012/wordml" xmlns:wpg="http://schemas.microsoft.com/office/word/2010/wordprocessingGroup" xmlns:wpi="http://schemas.microsoft.com/office/word/2010/wordprocessingInk" xmlns:wne="http://schemas.microsoft.com/office/word/2006/wordml" xmlns:wps="http://schemas.microsoft.com/office/word/2010/wordprocessingShape">
   <w:p>
     <w:pPr>
@@ -18127,11 +18180,35 @@
         <w:szCs w:val="16"/>
       </w:rPr>
       <w:t xml:space="preserve">	Página </w:t>
+    </w:r>
+    <w:r>
+      <w:rPr>
+        <w:rFonts w:ascii="Arial" w:cs="Arial" w:eastAsia="Arial" w:hAnsi="Arial"/>
+        <w:color w:val="666666"/>
+        <w:sz w:val="16"/>
+        <w:szCs w:val="16"/>
+      </w:rPr>
       <w:fldChar w:fldCharType="begin"/>
       <w:instrText xml:space="preserve">PAGE</w:instrText>
       <w:fldChar w:fldCharType="separate"/>
       <w:fldChar w:fldCharType="end"/>
+    </w:r>
+    <w:r>
+      <w:rPr>
+        <w:rFonts w:ascii="Arial" w:cs="Arial" w:eastAsia="Arial" w:hAnsi="Arial"/>
+        <w:color w:val="666666"/>
+        <w:sz w:val="16"/>
+        <w:szCs w:val="16"/>
+      </w:rPr>
       <w:t xml:space="preserve"> de </w:t>
+    </w:r>
+    <w:r>
+      <w:rPr>
+        <w:rFonts w:ascii="Arial" w:cs="Arial" w:eastAsia="Arial" w:hAnsi="Arial"/>
+        <w:color w:val="666666"/>
+        <w:sz w:val="16"/>
+        <w:szCs w:val="16"/>
+      </w:rPr>
       <w:fldChar w:fldCharType="begin"/>
       <w:instrText xml:space="preserve">NUMPAGES</w:instrText>
       <w:fldChar w:fldCharType="separate"/>
@@ -18141,7 +18218,13 @@
 </w:ftr>
 </file>
 
-<file path=word/footer3.xml><?xml version="1.0" encoding="utf-8"?>
+<file path=word/footer4.xml><?xml version="1.0" encoding="utf-8"?>
+<w:ftr xmlns:wpc="http://schemas.microsoft.com/office/word/2010/wordprocessingCanvas" xmlns:mc="http://schemas.openxmlformats.org/markup-compatibility/2006" xmlns:o="urn:schemas-microsoft-com:office:office" xmlns:r="http://schemas.openxmlformats.org/officeDocument/2006/relationships" xmlns:m="http://schemas.openxmlformats.org/officeDocument/2006/math" xmlns:v="urn:schemas-microsoft-com:vml" xmlns:wp14="http://schemas.microsoft.com/office/word/2010/wordprocessingDrawing" xmlns:wp="http://schemas.openxmlformats.org/drawingml/2006/wordprocessingDrawing" xmlns:w10="urn:schemas-microsoft-com:office:word" xmlns:w="http://schemas.openxmlformats.org/wordprocessingml/2006/main" xmlns:w14="http://schemas.microsoft.com/office/word/2010/wordml" xmlns:w15="http://schemas.microsoft.com/office/word/2012/wordml" xmlns:wpg="http://schemas.microsoft.com/office/word/2010/wordprocessingGroup" xmlns:wpi="http://schemas.microsoft.com/office/word/2010/wordprocessingInk" xmlns:wne="http://schemas.microsoft.com/office/word/2006/wordml" xmlns:wps="http://schemas.microsoft.com/office/word/2010/wordprocessingShape">
+  <w:p/>
+</w:ftr>
+</file>
+
+<file path=word/footer5.xml><?xml version="1.0" encoding="utf-8"?>
 <w:ftr xmlns:wpc="http://schemas.microsoft.com/office/word/2010/wordprocessingCanvas" xmlns:mc="http://schemas.openxmlformats.org/markup-compatibility/2006" xmlns:o="urn:schemas-microsoft-com:office:office" xmlns:r="http://schemas.openxmlformats.org/officeDocument/2006/relationships" xmlns:m="http://schemas.openxmlformats.org/officeDocument/2006/math" xmlns:v="urn:schemas-microsoft-com:vml" xmlns:wp14="http://schemas.microsoft.com/office/word/2010/wordprocessingDrawing" xmlns:wp="http://schemas.openxmlformats.org/drawingml/2006/wordprocessingDrawing" xmlns:w10="urn:schemas-microsoft-com:office:word" xmlns:w="http://schemas.openxmlformats.org/wordprocessingml/2006/main" xmlns:w14="http://schemas.microsoft.com/office/word/2010/wordml" xmlns:w15="http://schemas.microsoft.com/office/word/2012/wordml" xmlns:wpg="http://schemas.microsoft.com/office/word/2010/wordprocessingGroup" xmlns:wpi="http://schemas.microsoft.com/office/word/2010/wordprocessingInk" xmlns:wne="http://schemas.microsoft.com/office/word/2006/wordml" xmlns:wps="http://schemas.microsoft.com/office/word/2010/wordprocessingShape">
   <w:p>
     <w:pPr>
@@ -18166,17 +18249,47 @@
         <w:szCs w:val="16"/>
       </w:rPr>
       <w:t xml:space="preserve">	Página </w:t>
+    </w:r>
+    <w:r>
+      <w:rPr>
+        <w:rFonts w:ascii="Arial" w:cs="Arial" w:eastAsia="Arial" w:hAnsi="Arial"/>
+        <w:color w:val="666666"/>
+        <w:sz w:val="16"/>
+        <w:szCs w:val="16"/>
+      </w:rPr>
       <w:fldChar w:fldCharType="begin"/>
       <w:instrText xml:space="preserve">PAGE</w:instrText>
       <w:fldChar w:fldCharType="separate"/>
       <w:fldChar w:fldCharType="end"/>
+    </w:r>
+    <w:r>
+      <w:rPr>
+        <w:rFonts w:ascii="Arial" w:cs="Arial" w:eastAsia="Arial" w:hAnsi="Arial"/>
+        <w:color w:val="666666"/>
+        <w:sz w:val="16"/>
+        <w:szCs w:val="16"/>
+      </w:rPr>
       <w:t xml:space="preserve"> de </w:t>
+    </w:r>
+    <w:r>
+      <w:rPr>
+        <w:rFonts w:ascii="Arial" w:cs="Arial" w:eastAsia="Arial" w:hAnsi="Arial"/>
+        <w:color w:val="666666"/>
+        <w:sz w:val="16"/>
+        <w:szCs w:val="16"/>
+      </w:rPr>
       <w:fldChar w:fldCharType="begin"/>
       <w:instrText xml:space="preserve">NUMPAGES</w:instrText>
       <w:fldChar w:fldCharType="separate"/>
       <w:fldChar w:fldCharType="end"/>
     </w:r>
   </w:p>
+</w:ftr>
+</file>
+
+<file path=word/footer6.xml><?xml version="1.0" encoding="utf-8"?>
+<w:ftr xmlns:wpc="http://schemas.microsoft.com/office/word/2010/wordprocessingCanvas" xmlns:mc="http://schemas.openxmlformats.org/markup-compatibility/2006" xmlns:o="urn:schemas-microsoft-com:office:office" xmlns:r="http://schemas.openxmlformats.org/officeDocument/2006/relationships" xmlns:m="http://schemas.openxmlformats.org/officeDocument/2006/math" xmlns:v="urn:schemas-microsoft-com:vml" xmlns:wp14="http://schemas.microsoft.com/office/word/2010/wordprocessingDrawing" xmlns:wp="http://schemas.openxmlformats.org/drawingml/2006/wordprocessingDrawing" xmlns:w10="urn:schemas-microsoft-com:office:word" xmlns:w="http://schemas.openxmlformats.org/wordprocessingml/2006/main" xmlns:w14="http://schemas.microsoft.com/office/word/2010/wordml" xmlns:w15="http://schemas.microsoft.com/office/word/2012/wordml" xmlns:wpg="http://schemas.microsoft.com/office/word/2010/wordprocessingGroup" xmlns:wpi="http://schemas.microsoft.com/office/word/2010/wordprocessingInk" xmlns:wne="http://schemas.microsoft.com/office/word/2006/wordml" xmlns:wps="http://schemas.microsoft.com/office/word/2010/wordprocessingShape">
+  <w:p/>
 </w:ftr>
 </file>
 
@@ -18254,6 +18367,12 @@
 
 <file path=word/header2.xml><?xml version="1.0" encoding="utf-8"?>
 <w:hdr xmlns:wpc="http://schemas.microsoft.com/office/word/2010/wordprocessingCanvas" xmlns:mc="http://schemas.openxmlformats.org/markup-compatibility/2006" xmlns:o="urn:schemas-microsoft-com:office:office" xmlns:r="http://schemas.openxmlformats.org/officeDocument/2006/relationships" xmlns:m="http://schemas.openxmlformats.org/officeDocument/2006/math" xmlns:v="urn:schemas-microsoft-com:vml" xmlns:wp14="http://schemas.microsoft.com/office/word/2010/wordprocessingDrawing" xmlns:wp="http://schemas.openxmlformats.org/drawingml/2006/wordprocessingDrawing" xmlns:w10="urn:schemas-microsoft-com:office:word" xmlns:w="http://schemas.openxmlformats.org/wordprocessingml/2006/main" xmlns:w14="http://schemas.microsoft.com/office/word/2010/wordml" xmlns:w15="http://schemas.microsoft.com/office/word/2012/wordml" xmlns:wpg="http://schemas.microsoft.com/office/word/2010/wordprocessingGroup" xmlns:wpi="http://schemas.microsoft.com/office/word/2010/wordprocessingInk" xmlns:wne="http://schemas.microsoft.com/office/word/2006/wordml" xmlns:wps="http://schemas.microsoft.com/office/word/2010/wordprocessingShape" xmlns:cx="http://schemas.microsoft.com/office/drawing/2014/chartex" xmlns:cx1="http://schemas.microsoft.com/office/drawing/2015/9/8/chartex" xmlns:cx2="http://schemas.microsoft.com/office/drawing/2015/10/21/chartex" xmlns:cx3="http://schemas.microsoft.com/office/drawing/2016/5/9/chartex" xmlns:cx4="http://schemas.microsoft.com/office/drawing/2016/5/10/chartex" xmlns:cx5="http://schemas.microsoft.com/office/drawing/2016/5/11/chartex" xmlns:cx6="http://schemas.microsoft.com/office/drawing/2016/5/12/chartex" xmlns:cx7="http://schemas.microsoft.com/office/drawing/2016/5/13/chartex" xmlns:cx8="http://schemas.microsoft.com/office/drawing/2016/5/14/chartex" xmlns:w16cid="http://schemas.microsoft.com/office/word/2016/wordml/cid" xmlns:w16se="http://schemas.microsoft.com/office/word/2015/wordml/symex">
+  <w:p/>
+</w:hdr>
+</file>
+
+<file path=word/header3.xml><?xml version="1.0" encoding="utf-8"?>
+<w:hdr xmlns:wpc="http://schemas.microsoft.com/office/word/2010/wordprocessingCanvas" xmlns:mc="http://schemas.openxmlformats.org/markup-compatibility/2006" xmlns:o="urn:schemas-microsoft-com:office:office" xmlns:r="http://schemas.openxmlformats.org/officeDocument/2006/relationships" xmlns:m="http://schemas.openxmlformats.org/officeDocument/2006/math" xmlns:v="urn:schemas-microsoft-com:vml" xmlns:wp14="http://schemas.microsoft.com/office/word/2010/wordprocessingDrawing" xmlns:wp="http://schemas.openxmlformats.org/drawingml/2006/wordprocessingDrawing" xmlns:w10="urn:schemas-microsoft-com:office:word" xmlns:w="http://schemas.openxmlformats.org/wordprocessingml/2006/main" xmlns:w14="http://schemas.microsoft.com/office/word/2010/wordml" xmlns:w15="http://schemas.microsoft.com/office/word/2012/wordml" xmlns:wpg="http://schemas.microsoft.com/office/word/2010/wordprocessingGroup" xmlns:wpi="http://schemas.microsoft.com/office/word/2010/wordprocessingInk" xmlns:wne="http://schemas.microsoft.com/office/word/2006/wordml" xmlns:wps="http://schemas.microsoft.com/office/word/2010/wordprocessingShape" xmlns:cx="http://schemas.microsoft.com/office/drawing/2014/chartex" xmlns:cx1="http://schemas.microsoft.com/office/drawing/2015/9/8/chartex" xmlns:cx2="http://schemas.microsoft.com/office/drawing/2015/10/21/chartex" xmlns:cx3="http://schemas.microsoft.com/office/drawing/2016/5/9/chartex" xmlns:cx4="http://schemas.microsoft.com/office/drawing/2016/5/10/chartex" xmlns:cx5="http://schemas.microsoft.com/office/drawing/2016/5/11/chartex" xmlns:cx6="http://schemas.microsoft.com/office/drawing/2016/5/12/chartex" xmlns:cx7="http://schemas.microsoft.com/office/drawing/2016/5/13/chartex" xmlns:cx8="http://schemas.microsoft.com/office/drawing/2016/5/14/chartex" xmlns:w16cid="http://schemas.microsoft.com/office/word/2016/wordml/cid" xmlns:w16se="http://schemas.microsoft.com/office/word/2015/wordml/symex">
   <w:p>
     <w:pPr>
       <w:pBdr>
@@ -18287,7 +18406,13 @@
 </w:hdr>
 </file>
 
-<file path=word/header3.xml><?xml version="1.0" encoding="utf-8"?>
+<file path=word/header4.xml><?xml version="1.0" encoding="utf-8"?>
+<w:hdr xmlns:wpc="http://schemas.microsoft.com/office/word/2010/wordprocessingCanvas" xmlns:mc="http://schemas.openxmlformats.org/markup-compatibility/2006" xmlns:o="urn:schemas-microsoft-com:office:office" xmlns:r="http://schemas.openxmlformats.org/officeDocument/2006/relationships" xmlns:m="http://schemas.openxmlformats.org/officeDocument/2006/math" xmlns:v="urn:schemas-microsoft-com:vml" xmlns:wp14="http://schemas.microsoft.com/office/word/2010/wordprocessingDrawing" xmlns:wp="http://schemas.openxmlformats.org/drawingml/2006/wordprocessingDrawing" xmlns:w10="urn:schemas-microsoft-com:office:word" xmlns:w="http://schemas.openxmlformats.org/wordprocessingml/2006/main" xmlns:w14="http://schemas.microsoft.com/office/word/2010/wordml" xmlns:w15="http://schemas.microsoft.com/office/word/2012/wordml" xmlns:wpg="http://schemas.microsoft.com/office/word/2010/wordprocessingGroup" xmlns:wpi="http://schemas.microsoft.com/office/word/2010/wordprocessingInk" xmlns:wne="http://schemas.microsoft.com/office/word/2006/wordml" xmlns:wps="http://schemas.microsoft.com/office/word/2010/wordprocessingShape" xmlns:cx="http://schemas.microsoft.com/office/drawing/2014/chartex" xmlns:cx1="http://schemas.microsoft.com/office/drawing/2015/9/8/chartex" xmlns:cx2="http://schemas.microsoft.com/office/drawing/2015/10/21/chartex" xmlns:cx3="http://schemas.microsoft.com/office/drawing/2016/5/9/chartex" xmlns:cx4="http://schemas.microsoft.com/office/drawing/2016/5/10/chartex" xmlns:cx5="http://schemas.microsoft.com/office/drawing/2016/5/11/chartex" xmlns:cx6="http://schemas.microsoft.com/office/drawing/2016/5/12/chartex" xmlns:cx7="http://schemas.microsoft.com/office/drawing/2016/5/13/chartex" xmlns:cx8="http://schemas.microsoft.com/office/drawing/2016/5/14/chartex" xmlns:w16cid="http://schemas.microsoft.com/office/word/2016/wordml/cid" xmlns:w16se="http://schemas.microsoft.com/office/word/2015/wordml/symex">
+  <w:p/>
+</w:hdr>
+</file>
+
+<file path=word/header5.xml><?xml version="1.0" encoding="utf-8"?>
 <w:hdr xmlns:wpc="http://schemas.microsoft.com/office/word/2010/wordprocessingCanvas" xmlns:mc="http://schemas.openxmlformats.org/markup-compatibility/2006" xmlns:o="urn:schemas-microsoft-com:office:office" xmlns:r="http://schemas.openxmlformats.org/officeDocument/2006/relationships" xmlns:m="http://schemas.openxmlformats.org/officeDocument/2006/math" xmlns:v="urn:schemas-microsoft-com:vml" xmlns:wp14="http://schemas.microsoft.com/office/word/2010/wordprocessingDrawing" xmlns:wp="http://schemas.openxmlformats.org/drawingml/2006/wordprocessingDrawing" xmlns:w10="urn:schemas-microsoft-com:office:word" xmlns:w="http://schemas.openxmlformats.org/wordprocessingml/2006/main" xmlns:w14="http://schemas.microsoft.com/office/word/2010/wordml" xmlns:w15="http://schemas.microsoft.com/office/word/2012/wordml" xmlns:wpg="http://schemas.microsoft.com/office/word/2010/wordprocessingGroup" xmlns:wpi="http://schemas.microsoft.com/office/word/2010/wordprocessingInk" xmlns:wne="http://schemas.microsoft.com/office/word/2006/wordml" xmlns:wps="http://schemas.microsoft.com/office/word/2010/wordprocessingShape" xmlns:cx="http://schemas.microsoft.com/office/drawing/2014/chartex" xmlns:cx1="http://schemas.microsoft.com/office/drawing/2015/9/8/chartex" xmlns:cx2="http://schemas.microsoft.com/office/drawing/2015/10/21/chartex" xmlns:cx3="http://schemas.microsoft.com/office/drawing/2016/5/9/chartex" xmlns:cx4="http://schemas.microsoft.com/office/drawing/2016/5/10/chartex" xmlns:cx5="http://schemas.microsoft.com/office/drawing/2016/5/11/chartex" xmlns:cx6="http://schemas.microsoft.com/office/drawing/2016/5/12/chartex" xmlns:cx7="http://schemas.microsoft.com/office/drawing/2016/5/13/chartex" xmlns:cx8="http://schemas.microsoft.com/office/drawing/2016/5/14/chartex" xmlns:w16cid="http://schemas.microsoft.com/office/word/2016/wordml/cid" xmlns:w16se="http://schemas.microsoft.com/office/word/2015/wordml/symex">
   <w:p>
     <w:pPr>
@@ -18319,6 +18444,12 @@
       <w:t xml:space="preserve">	Relatório interno de validação – Thanos</w:t>
     </w:r>
   </w:p>
+</w:hdr>
+</file>
+
+<file path=word/header6.xml><?xml version="1.0" encoding="utf-8"?>
+<w:hdr xmlns:wpc="http://schemas.microsoft.com/office/word/2010/wordprocessingCanvas" xmlns:mc="http://schemas.openxmlformats.org/markup-compatibility/2006" xmlns:o="urn:schemas-microsoft-com:office:office" xmlns:r="http://schemas.openxmlformats.org/officeDocument/2006/relationships" xmlns:m="http://schemas.openxmlformats.org/officeDocument/2006/math" xmlns:v="urn:schemas-microsoft-com:vml" xmlns:wp14="http://schemas.microsoft.com/office/word/2010/wordprocessingDrawing" xmlns:wp="http://schemas.openxmlformats.org/drawingml/2006/wordprocessingDrawing" xmlns:w10="urn:schemas-microsoft-com:office:word" xmlns:w="http://schemas.openxmlformats.org/wordprocessingml/2006/main" xmlns:w14="http://schemas.microsoft.com/office/word/2010/wordml" xmlns:w15="http://schemas.microsoft.com/office/word/2012/wordml" xmlns:wpg="http://schemas.microsoft.com/office/word/2010/wordprocessingGroup" xmlns:wpi="http://schemas.microsoft.com/office/word/2010/wordprocessingInk" xmlns:wne="http://schemas.microsoft.com/office/word/2006/wordml" xmlns:wps="http://schemas.microsoft.com/office/word/2010/wordprocessingShape" xmlns:cx="http://schemas.microsoft.com/office/drawing/2014/chartex" xmlns:cx1="http://schemas.microsoft.com/office/drawing/2015/9/8/chartex" xmlns:cx2="http://schemas.microsoft.com/office/drawing/2015/10/21/chartex" xmlns:cx3="http://schemas.microsoft.com/office/drawing/2016/5/9/chartex" xmlns:cx4="http://schemas.microsoft.com/office/drawing/2016/5/10/chartex" xmlns:cx5="http://schemas.microsoft.com/office/drawing/2016/5/11/chartex" xmlns:cx6="http://schemas.microsoft.com/office/drawing/2016/5/12/chartex" xmlns:cx7="http://schemas.microsoft.com/office/drawing/2016/5/13/chartex" xmlns:cx8="http://schemas.microsoft.com/office/drawing/2016/5/14/chartex" xmlns:w16cid="http://schemas.microsoft.com/office/word/2016/wordml/cid" xmlns:w16se="http://schemas.microsoft.com/office/word/2015/wordml/symex">
+  <w:p/>
 </w:hdr>
 </file>
 
